--- a/themes/style-reference.docx
+++ b/themes/style-reference.docx
@@ -450,6 +450,45 @@
           <w:rFonts w:ascii="Arial" w:hAnsi="Arial" w:cs="Arial"/>
         </w:rPr>
         <w:t xml:space="preserve"> Definition </w:t>
+      </w:r>
+    </w:p>
+    <w:p>
+      <w:pPr>
+        <w:pStyle w:val="highlight"/>
+      </w:pPr>
+      <w:r>
+        <w:rPr>
+          <w:highlight w:val="lightGray"/>
+        </w:rPr>
+        <w:t xml:space="preserve">Fazit: </w:t>
+      </w:r>
+      <w:proofErr w:type="spellStart"/>
+      <w:r>
+        <w:rPr>
+          <w:highlight w:val="lightGray"/>
+        </w:rPr>
+        <w:t>alles</w:t>
+      </w:r>
+      <w:proofErr w:type="spellEnd"/>
+      <w:r>
+        <w:rPr>
+          <w:highlight w:val="lightGray"/>
+        </w:rPr>
+        <w:t xml:space="preserve"> </w:t>
+      </w:r>
+      <w:proofErr w:type="spellStart"/>
+      <w:r>
+        <w:rPr>
+          <w:highlight w:val="lightGray"/>
+        </w:rPr>
+        <w:t>wird</w:t>
+      </w:r>
+      <w:proofErr w:type="spellEnd"/>
+      <w:r>
+        <w:rPr>
+          <w:highlight w:val="lightGray"/>
+        </w:rPr>
+        <w:t xml:space="preserve"> gut</w:t>
       </w:r>
     </w:p>
     <w:sectPr>
@@ -1307,6 +1346,7 @@
   <w:style w:type="paragraph" w:customStyle="1" w:styleId="Definition">
     <w:name w:val="Definition"/>
     <w:basedOn w:val="Standard"/>
+    <w:link w:val="DefinitionZchn"/>
   </w:style>
   <w:style w:type="paragraph" w:styleId="Beschriftung">
     <w:name w:val="caption"/>
@@ -1444,6 +1484,39 @@
       <w:color w:val="A6A6A6" w:themeColor="background1" w:themeShade="A6"/>
       <w:sz w:val="30"/>
       <w:szCs w:val="30"/>
+    </w:rPr>
+  </w:style>
+  <w:style w:type="paragraph" w:customStyle="1" w:styleId="highlight">
+    <w:name w:val="highlight"/>
+    <w:basedOn w:val="Definition"/>
+    <w:link w:val="highlightZchn"/>
+    <w:qFormat/>
+    <w:rsid w:val="00A35BD8"/>
+    <w:rPr>
+      <w:rFonts w:ascii="Arial" w:hAnsi="Arial" w:cs="Arial"/>
+      <w:b/>
+      <w:bCs/>
+      <w:i/>
+      <w:iCs/>
+    </w:rPr>
+  </w:style>
+  <w:style w:type="character" w:customStyle="1" w:styleId="DefinitionZchn">
+    <w:name w:val="Definition Zchn"/>
+    <w:basedOn w:val="Absatz-Standardschriftart"/>
+    <w:link w:val="Definition"/>
+    <w:rsid w:val="00A35BD8"/>
+  </w:style>
+  <w:style w:type="character" w:customStyle="1" w:styleId="highlightZchn">
+    <w:name w:val="highlight Zchn"/>
+    <w:basedOn w:val="DefinitionZchn"/>
+    <w:link w:val="highlight"/>
+    <w:rsid w:val="00A35BD8"/>
+    <w:rPr>
+      <w:rFonts w:ascii="Arial" w:hAnsi="Arial" w:cs="Arial"/>
+      <w:b/>
+      <w:bCs/>
+      <w:i/>
+      <w:iCs/>
     </w:rPr>
   </w:style>
 </w:styles>

--- a/themes/style-reference.docx
+++ b/themes/style-reference.docx
@@ -1433,7 +1433,6 @@
     <w:name w:val="Formatvorlage1"/>
     <w:basedOn w:val="Untertitel"/>
     <w:link w:val="Formatvorlage1Zchn"/>
-    <w:qFormat/>
     <w:rsid w:val="00124B74"/>
     <w:rPr>
       <w:rFonts w:ascii="ADLaM Display" w:hAnsi="ADLaM Display" w:cs="ADLaM Display"/>
@@ -1491,7 +1490,7 @@
     <w:basedOn w:val="Definition"/>
     <w:link w:val="highlightZchn"/>
     <w:qFormat/>
-    <w:rsid w:val="00A35BD8"/>
+    <w:rsid w:val="0096419E"/>
     <w:rPr>
       <w:rFonts w:ascii="Arial" w:hAnsi="Arial" w:cs="Arial"/>
       <w:b/>
@@ -1510,7 +1509,7 @@
     <w:name w:val="highlight Zchn"/>
     <w:basedOn w:val="DefinitionZchn"/>
     <w:link w:val="highlight"/>
-    <w:rsid w:val="00A35BD8"/>
+    <w:rsid w:val="0096419E"/>
     <w:rPr>
       <w:rFonts w:ascii="Arial" w:hAnsi="Arial" w:cs="Arial"/>
       <w:b/>

--- a/themes/style-reference.docx
+++ b/themes/style-reference.docx
@@ -1490,10 +1490,9 @@
     <w:basedOn w:val="Definition"/>
     <w:link w:val="highlightZchn"/>
     <w:qFormat/>
-    <w:rsid w:val="0096419E"/>
+    <w:rsid w:val="00F3129C"/>
     <w:rPr>
       <w:rFonts w:ascii="Arial" w:hAnsi="Arial" w:cs="Arial"/>
-      <w:b/>
       <w:bCs/>
       <w:i/>
       <w:iCs/>
@@ -1509,10 +1508,9 @@
     <w:name w:val="highlight Zchn"/>
     <w:basedOn w:val="DefinitionZchn"/>
     <w:link w:val="highlight"/>
-    <w:rsid w:val="0096419E"/>
+    <w:rsid w:val="00F3129C"/>
     <w:rPr>
       <w:rFonts w:ascii="Arial" w:hAnsi="Arial" w:cs="Arial"/>
-      <w:b/>
       <w:bCs/>
       <w:i/>
       <w:iCs/>

--- a/themes/style-reference.docx
+++ b/themes/style-reference.docx
@@ -303,17 +303,9 @@
     </w:p>
     <w:tbl>
       <w:tblPr>
-        <w:tblStyle w:val="Table"/>
+        <w:tblStyle w:val="Tabelle"/>
         <w:tblW w:w="5000" w:type="pct"/>
-        <w:tblBorders>
-          <w:top w:val="single" w:sz="4" w:space="0" w:color="auto"/>
-          <w:left w:val="single" w:sz="4" w:space="0" w:color="auto"/>
-          <w:bottom w:val="single" w:sz="4" w:space="0" w:color="auto"/>
-          <w:right w:val="single" w:sz="4" w:space="0" w:color="auto"/>
-          <w:insideH w:val="single" w:sz="4" w:space="0" w:color="auto"/>
-          <w:insideV w:val="single" w:sz="4" w:space="0" w:color="auto"/>
-        </w:tblBorders>
-        <w:tblLook w:val="07E0" w:firstRow="1" w:lastRow="1" w:firstColumn="1" w:lastColumn="1" w:noHBand="1" w:noVBand="1"/>
+        <w:tblLook w:val="04A0" w:firstRow="1" w:lastRow="0" w:firstColumn="1" w:lastColumn="0" w:noHBand="0" w:noVBand="1"/>
         <w:tblCaption w:val="Table caption."/>
       </w:tblPr>
       <w:tblGrid>
@@ -326,10 +318,8 @@
         </w:trPr>
         <w:tc>
           <w:tcPr>
+            <w:cnfStyle w:val="001000000000" w:firstRow="0" w:lastRow="0" w:firstColumn="1" w:lastColumn="0" w:oddVBand="0" w:evenVBand="0" w:oddHBand="0" w:evenHBand="0" w:firstRowFirstColumn="0" w:firstRowLastColumn="0" w:lastRowFirstColumn="0" w:lastRowLastColumn="0"/>
             <w:tcW w:w="2500" w:type="pct"/>
-            <w:tcBorders>
-              <w:bottom w:val="none" w:sz="0" w:space="0" w:color="auto"/>
-            </w:tcBorders>
           </w:tcPr>
           <w:p>
             <w:pPr>
@@ -349,13 +339,11 @@
         <w:tc>
           <w:tcPr>
             <w:tcW w:w="2500" w:type="pct"/>
-            <w:tcBorders>
-              <w:bottom w:val="none" w:sz="0" w:space="0" w:color="auto"/>
-            </w:tcBorders>
           </w:tcPr>
           <w:p>
             <w:pPr>
               <w:pStyle w:val="Compact"/>
+              <w:cnfStyle w:val="100000000000" w:firstRow="1" w:lastRow="0" w:firstColumn="0" w:lastColumn="0" w:oddVBand="0" w:evenVBand="0" w:oddHBand="0" w:evenHBand="0" w:firstRowFirstColumn="0" w:firstRowLastColumn="0" w:lastRowFirstColumn="0" w:lastRowLastColumn="0"/>
               <w:rPr>
                 <w:rFonts w:ascii="Arial" w:hAnsi="Arial" w:cs="Arial"/>
               </w:rPr>
@@ -372,6 +360,7 @@
       <w:tr>
         <w:tc>
           <w:tcPr>
+            <w:cnfStyle w:val="001000000000" w:firstRow="0" w:lastRow="0" w:firstColumn="1" w:lastColumn="0" w:oddVBand="0" w:evenVBand="0" w:oddHBand="0" w:evenHBand="0" w:firstRowFirstColumn="0" w:firstRowLastColumn="0" w:lastRowFirstColumn="0" w:lastRowLastColumn="0"/>
             <w:tcW w:w="2500" w:type="pct"/>
           </w:tcPr>
           <w:p>
@@ -396,6 +385,7 @@
           <w:p>
             <w:pPr>
               <w:pStyle w:val="Compact"/>
+              <w:cnfStyle w:val="000000000000" w:firstRow="0" w:lastRow="0" w:firstColumn="0" w:lastColumn="0" w:oddVBand="0" w:evenVBand="0" w:oddHBand="0" w:evenHBand="0" w:firstRowFirstColumn="0" w:firstRowLastColumn="0" w:lastRowFirstColumn="0" w:lastRowLastColumn="0"/>
               <w:rPr>
                 <w:rFonts w:ascii="Arial" w:hAnsi="Arial" w:cs="Arial"/>
               </w:rPr>
@@ -1515,6 +1505,106 @@
       <w:i/>
       <w:iCs/>
     </w:rPr>
+  </w:style>
+  <w:style w:type="table" w:customStyle="1" w:styleId="Tabelle">
+    <w:name w:val="Tabelle"/>
+    <w:basedOn w:val="Gitternetztabelle1hellAkzent1"/>
+    <w:uiPriority w:val="99"/>
+    <w:rsid w:val="004C763A"/>
+    <w:tblPr/>
+    <w:tblStylePr w:type="firstRow">
+      <w:rPr>
+        <w:b/>
+        <w:bCs/>
+      </w:rPr>
+      <w:tblPr/>
+      <w:tcPr>
+        <w:tcBorders>
+          <w:bottom w:val="single" w:sz="12" w:space="0" w:color="95B3D7" w:themeColor="accent1" w:themeTint="99"/>
+        </w:tcBorders>
+      </w:tcPr>
+    </w:tblStylePr>
+    <w:tblStylePr w:type="lastRow">
+      <w:rPr>
+        <w:b/>
+        <w:bCs/>
+      </w:rPr>
+      <w:tblPr/>
+      <w:tcPr>
+        <w:tcBorders>
+          <w:top w:val="double" w:sz="2" w:space="0" w:color="95B3D7" w:themeColor="accent1" w:themeTint="99"/>
+        </w:tcBorders>
+      </w:tcPr>
+    </w:tblStylePr>
+    <w:tblStylePr w:type="firstCol">
+      <w:rPr>
+        <w:b/>
+        <w:bCs/>
+      </w:rPr>
+    </w:tblStylePr>
+    <w:tblStylePr w:type="lastCol">
+      <w:rPr>
+        <w:b/>
+        <w:bCs/>
+      </w:rPr>
+    </w:tblStylePr>
+  </w:style>
+  <w:style w:type="table" w:styleId="Gitternetztabelle1hellAkzent1">
+    <w:name w:val="Grid Table 1 Light Accent 1"/>
+    <w:basedOn w:val="NormaleTabelle"/>
+    <w:uiPriority w:val="46"/>
+    <w:rsid w:val="004C763A"/>
+    <w:pPr>
+      <w:spacing w:after="0"/>
+    </w:pPr>
+    <w:tblPr>
+      <w:tblStyleRowBandSize w:val="1"/>
+      <w:tblStyleColBandSize w:val="1"/>
+      <w:tblBorders>
+        <w:top w:val="single" w:sz="4" w:space="0" w:color="B8CCE4" w:themeColor="accent1" w:themeTint="66"/>
+        <w:left w:val="single" w:sz="4" w:space="0" w:color="B8CCE4" w:themeColor="accent1" w:themeTint="66"/>
+        <w:bottom w:val="single" w:sz="4" w:space="0" w:color="B8CCE4" w:themeColor="accent1" w:themeTint="66"/>
+        <w:right w:val="single" w:sz="4" w:space="0" w:color="B8CCE4" w:themeColor="accent1" w:themeTint="66"/>
+        <w:insideH w:val="single" w:sz="4" w:space="0" w:color="B8CCE4" w:themeColor="accent1" w:themeTint="66"/>
+        <w:insideV w:val="single" w:sz="4" w:space="0" w:color="B8CCE4" w:themeColor="accent1" w:themeTint="66"/>
+      </w:tblBorders>
+    </w:tblPr>
+    <w:tblStylePr w:type="firstRow">
+      <w:rPr>
+        <w:b/>
+        <w:bCs/>
+      </w:rPr>
+      <w:tblPr/>
+      <w:tcPr>
+        <w:tcBorders>
+          <w:bottom w:val="single" w:sz="12" w:space="0" w:color="95B3D7" w:themeColor="accent1" w:themeTint="99"/>
+        </w:tcBorders>
+      </w:tcPr>
+    </w:tblStylePr>
+    <w:tblStylePr w:type="lastRow">
+      <w:rPr>
+        <w:b/>
+        <w:bCs/>
+      </w:rPr>
+      <w:tblPr/>
+      <w:tcPr>
+        <w:tcBorders>
+          <w:top w:val="double" w:sz="2" w:space="0" w:color="95B3D7" w:themeColor="accent1" w:themeTint="99"/>
+        </w:tcBorders>
+      </w:tcPr>
+    </w:tblStylePr>
+    <w:tblStylePr w:type="firstCol">
+      <w:rPr>
+        <w:b/>
+        <w:bCs/>
+      </w:rPr>
+    </w:tblStylePr>
+    <w:tblStylePr w:type="lastCol">
+      <w:rPr>
+        <w:b/>
+        <w:bCs/>
+      </w:rPr>
+    </w:tblStylePr>
   </w:style>
 </w:styles>
 </file>

--- a/themes/style-reference.docx
+++ b/themes/style-reference.docx
@@ -933,6 +933,7 @@
   <w:style w:type="paragraph" w:default="1" w:styleId="Standard">
     <w:name w:val="Normal"/>
     <w:qFormat/>
+    <w:rsid w:val="00EE4257"/>
   </w:style>
   <w:style w:type="paragraph" w:styleId="berschrift1">
     <w:name w:val="heading 1"/>
@@ -1508,10 +1509,19 @@
   </w:style>
   <w:style w:type="table" w:customStyle="1" w:styleId="Tabelle">
     <w:name w:val="Tabelle"/>
-    <w:basedOn w:val="Gitternetztabelle1hellAkzent1"/>
+    <w:basedOn w:val="NormaleTabelle"/>
     <w:uiPriority w:val="99"/>
-    <w:rsid w:val="004C763A"/>
-    <w:tblPr/>
+    <w:rsid w:val="00EE4257"/>
+    <w:tblPr>
+      <w:tblBorders>
+        <w:top w:val="single" w:sz="4" w:space="0" w:color="auto"/>
+        <w:left w:val="single" w:sz="4" w:space="0" w:color="auto"/>
+        <w:bottom w:val="single" w:sz="4" w:space="0" w:color="auto"/>
+        <w:right w:val="single" w:sz="4" w:space="0" w:color="auto"/>
+        <w:insideH w:val="single" w:sz="4" w:space="0" w:color="auto"/>
+        <w:insideV w:val="single" w:sz="4" w:space="0" w:color="auto"/>
+      </w:tblBorders>
+    </w:tblPr>
     <w:tblStylePr w:type="firstRow">
       <w:rPr>
         <w:b/>
@@ -1605,6 +1615,25 @@
         <w:bCs/>
       </w:rPr>
     </w:tblStylePr>
+  </w:style>
+  <w:style w:type="table" w:customStyle="1" w:styleId="Formatvorlage2">
+    <w:name w:val="Formatvorlage2"/>
+    <w:basedOn w:val="NormaleTabelle"/>
+    <w:uiPriority w:val="99"/>
+    <w:rsid w:val="00EE4257"/>
+    <w:pPr>
+      <w:spacing w:after="0"/>
+    </w:pPr>
+    <w:tblPr>
+      <w:tblBorders>
+        <w:top w:val="single" w:sz="4" w:space="0" w:color="auto"/>
+        <w:left w:val="single" w:sz="4" w:space="0" w:color="auto"/>
+        <w:bottom w:val="single" w:sz="4" w:space="0" w:color="auto"/>
+        <w:right w:val="single" w:sz="4" w:space="0" w:color="auto"/>
+        <w:insideH w:val="single" w:sz="4" w:space="0" w:color="auto"/>
+        <w:insideV w:val="single" w:sz="4" w:space="0" w:color="auto"/>
+      </w:tblBorders>
+    </w:tblPr>
   </w:style>
 </w:styles>
 </file>

--- a/themes/style-reference.docx
+++ b/themes/style-reference.docx
@@ -303,7 +303,7 @@
     </w:p>
     <w:tbl>
       <w:tblPr>
-        <w:tblStyle w:val="Tabelle"/>
+        <w:tblStyle w:val="Tabellenraster"/>
         <w:tblW w:w="5000" w:type="pct"/>
         <w:tblLook w:val="04A0" w:firstRow="1" w:lastRow="0" w:firstColumn="1" w:lastColumn="0" w:noHBand="0" w:noVBand="1"/>
         <w:tblCaption w:val="Table caption."/>
@@ -313,12 +313,8 @@
         <w:gridCol w:w="4698"/>
       </w:tblGrid>
       <w:tr>
-        <w:trPr>
-          <w:cnfStyle w:val="100000000000" w:firstRow="1" w:lastRow="0" w:firstColumn="0" w:lastColumn="0" w:oddVBand="0" w:evenVBand="0" w:oddHBand="0" w:evenHBand="0" w:firstRowFirstColumn="0" w:firstRowLastColumn="0" w:lastRowFirstColumn="0" w:lastRowLastColumn="0"/>
-        </w:trPr>
         <w:tc>
           <w:tcPr>
-            <w:cnfStyle w:val="001000000000" w:firstRow="0" w:lastRow="0" w:firstColumn="1" w:lastColumn="0" w:oddVBand="0" w:evenVBand="0" w:oddHBand="0" w:evenHBand="0" w:firstRowFirstColumn="0" w:firstRowLastColumn="0" w:lastRowFirstColumn="0" w:lastRowLastColumn="0"/>
             <w:tcW w:w="2500" w:type="pct"/>
           </w:tcPr>
           <w:p>
@@ -343,7 +339,6 @@
           <w:p>
             <w:pPr>
               <w:pStyle w:val="Compact"/>
-              <w:cnfStyle w:val="100000000000" w:firstRow="1" w:lastRow="0" w:firstColumn="0" w:lastColumn="0" w:oddVBand="0" w:evenVBand="0" w:oddHBand="0" w:evenHBand="0" w:firstRowFirstColumn="0" w:firstRowLastColumn="0" w:lastRowFirstColumn="0" w:lastRowLastColumn="0"/>
               <w:rPr>
                 <w:rFonts w:ascii="Arial" w:hAnsi="Arial" w:cs="Arial"/>
               </w:rPr>
@@ -360,7 +355,6 @@
       <w:tr>
         <w:tc>
           <w:tcPr>
-            <w:cnfStyle w:val="001000000000" w:firstRow="0" w:lastRow="0" w:firstColumn="1" w:lastColumn="0" w:oddVBand="0" w:evenVBand="0" w:oddHBand="0" w:evenHBand="0" w:firstRowFirstColumn="0" w:firstRowLastColumn="0" w:lastRowFirstColumn="0" w:lastRowLastColumn="0"/>
             <w:tcW w:w="2500" w:type="pct"/>
           </w:tcPr>
           <w:p>
@@ -385,7 +379,6 @@
           <w:p>
             <w:pPr>
               <w:pStyle w:val="Compact"/>
-              <w:cnfStyle w:val="000000000000" w:firstRow="0" w:lastRow="0" w:firstColumn="0" w:lastColumn="0" w:oddVBand="0" w:evenVBand="0" w:oddHBand="0" w:evenHBand="0" w:firstRowFirstColumn="0" w:firstRowLastColumn="0" w:lastRowFirstColumn="0" w:lastRowLastColumn="0"/>
               <w:rPr>
                 <w:rFonts w:ascii="Arial" w:hAnsi="Arial" w:cs="Arial"/>
               </w:rPr>
@@ -1128,7 +1121,6 @@
   <w:style w:type="table" w:default="1" w:styleId="NormaleTabelle">
     <w:name w:val="Normal Table"/>
     <w:uiPriority w:val="99"/>
-    <w:semiHidden/>
     <w:unhideWhenUsed/>
     <w:tblPr>
       <w:tblInd w:w="0" w:type="dxa"/>
@@ -1632,6 +1624,24 @@
         <w:right w:val="single" w:sz="4" w:space="0" w:color="auto"/>
         <w:insideH w:val="single" w:sz="4" w:space="0" w:color="auto"/>
         <w:insideV w:val="single" w:sz="4" w:space="0" w:color="auto"/>
+      </w:tblBorders>
+    </w:tblPr>
+  </w:style>
+  <w:style w:type="table" w:styleId="Tabellenraster">
+    <w:name w:val="Table Grid"/>
+    <w:basedOn w:val="NormaleTabelle"/>
+    <w:rsid w:val="00BB257F"/>
+    <w:pPr>
+      <w:spacing w:after="0"/>
+    </w:pPr>
+    <w:tblPr>
+      <w:tblBorders>
+        <w:top w:val="single" w:sz="8" w:color="000000"/>
+        <w:left w:val="single" w:sz="8" w:color="000000"/>
+        <w:bottom w:val="single" w:sz="8" w:color="000000"/>
+        <w:right w:val="single" w:sz="8" w:color="000000"/>
+        <w:insideH w:val="single" w:sz="8" w:color="000000"/>
+        <w:insideV w:val="single" w:sz="8" w:color="000000"/>
       </w:tblBorders>
     </w:tblPr>
   </w:style>

--- a/themes/style-reference.docx
+++ b/themes/style-reference.docx
@@ -1636,12 +1636,12 @@
     </w:pPr>
     <w:tblPr>
       <w:tblBorders>
-        <w:top w:val="single" w:sz="8" w:color="000000"/>
-        <w:left w:val="single" w:sz="8" w:color="000000"/>
-        <w:bottom w:val="single" w:sz="8" w:color="000000"/>
-        <w:right w:val="single" w:sz="8" w:color="000000"/>
-        <w:insideH w:val="single" w:sz="8" w:color="000000"/>
-        <w:insideV w:val="single" w:sz="8" w:color="000000"/>
+        <w:top w:val="single" w:sz="6" w:color="EEEEEE"/>
+        <w:left w:val="single" w:sz="6" w:color="EEEEEE"/>
+        <w:bottom w:val="single" w:sz="6" w:color="EEEEEE"/>
+        <w:right w:val="single" w:sz="6" w:color="EEEEEE"/>
+        <w:insideH w:val="single" w:sz="6" w:color="EEEEEE"/>
+        <w:insideV w:val="single" w:sz="6" w:color="EEEEEE"/>
       </w:tblBorders>
     </w:tblPr>
   </w:style>

--- a/themes/style-reference.docx
+++ b/themes/style-reference.docx
@@ -17,6 +17,14 @@
         <w:tc>
           <w:tcPr>
             <w:tcW w:w="3020" w:type="dxa"/>
+            <w:tcBorders>
+              <w:top w:val="single" w:sz="4" w:space="0" w:color="000000"/>
+              <w:left w:val="single" w:sz="4" w:space="0" w:color="000000"/>
+              <w:bottom w:val="single" w:sz="4" w:space="0" w:color="000000"/>
+              <w:right w:val="single" w:sz="4" w:space="0" w:color="000000"/>
+              <w:insideH w:val="single" w:sz="4" w:space="0" w:color="000000"/>
+              <w:insideV w:val="single" w:sz="4" w:space="0" w:color="000000"/>
+            </w:tcBorders>
           </w:tcPr>
           <w:p>
             <w:pPr>
@@ -27,6 +35,14 @@
         <w:tc>
           <w:tcPr>
             <w:tcW w:w="3021" w:type="dxa"/>
+            <w:tcBorders>
+              <w:top w:val="single" w:sz="4" w:space="0" w:color="000000"/>
+              <w:left w:val="single" w:sz="4" w:space="0" w:color="000000"/>
+              <w:bottom w:val="single" w:sz="4" w:space="0" w:color="000000"/>
+              <w:right w:val="single" w:sz="4" w:space="0" w:color="000000"/>
+              <w:insideH w:val="single" w:sz="4" w:space="0" w:color="000000"/>
+              <w:insideV w:val="single" w:sz="4" w:space="0" w:color="000000"/>
+            </w:tcBorders>
           </w:tcPr>
           <w:p>
             <w:pPr>
@@ -37,6 +53,14 @@
         <w:tc>
           <w:tcPr>
             <w:tcW w:w="3021" w:type="dxa"/>
+            <w:tcBorders>
+              <w:top w:val="single" w:sz="4" w:space="0" w:color="000000"/>
+              <w:left w:val="single" w:sz="4" w:space="0" w:color="000000"/>
+              <w:bottom w:val="single" w:sz="4" w:space="0" w:color="000000"/>
+              <w:right w:val="single" w:sz="4" w:space="0" w:color="000000"/>
+              <w:insideH w:val="single" w:sz="4" w:space="0" w:color="000000"/>
+              <w:insideV w:val="single" w:sz="4" w:space="0" w:color="000000"/>
+            </w:tcBorders>
           </w:tcPr>
           <w:p>
             <w:pPr>
@@ -49,6 +73,14 @@
         <w:tc>
           <w:tcPr>
             <w:tcW w:w="3020" w:type="dxa"/>
+            <w:tcBorders>
+              <w:top w:val="single" w:sz="4" w:space="0" w:color="000000"/>
+              <w:left w:val="single" w:sz="4" w:space="0" w:color="000000"/>
+              <w:bottom w:val="single" w:sz="4" w:space="0" w:color="000000"/>
+              <w:right w:val="single" w:sz="4" w:space="0" w:color="000000"/>
+              <w:insideH w:val="single" w:sz="4" w:space="0" w:color="000000"/>
+              <w:insideV w:val="single" w:sz="4" w:space="0" w:color="000000"/>
+            </w:tcBorders>
           </w:tcPr>
           <w:p>
             <w:pPr>
@@ -59,6 +91,14 @@
         <w:tc>
           <w:tcPr>
             <w:tcW w:w="3021" w:type="dxa"/>
+            <w:tcBorders>
+              <w:top w:val="single" w:sz="4" w:space="0" w:color="000000"/>
+              <w:left w:val="single" w:sz="4" w:space="0" w:color="000000"/>
+              <w:bottom w:val="single" w:sz="4" w:space="0" w:color="000000"/>
+              <w:right w:val="single" w:sz="4" w:space="0" w:color="000000"/>
+              <w:insideH w:val="single" w:sz="4" w:space="0" w:color="000000"/>
+              <w:insideV w:val="single" w:sz="4" w:space="0" w:color="000000"/>
+            </w:tcBorders>
           </w:tcPr>
           <w:p>
             <w:pPr>
@@ -69,6 +109,14 @@
         <w:tc>
           <w:tcPr>
             <w:tcW w:w="3021" w:type="dxa"/>
+            <w:tcBorders>
+              <w:top w:val="single" w:sz="4" w:space="0" w:color="000000"/>
+              <w:left w:val="single" w:sz="4" w:space="0" w:color="000000"/>
+              <w:bottom w:val="single" w:sz="4" w:space="0" w:color="000000"/>
+              <w:right w:val="single" w:sz="4" w:space="0" w:color="000000"/>
+              <w:insideH w:val="single" w:sz="4" w:space="0" w:color="000000"/>
+              <w:insideV w:val="single" w:sz="4" w:space="0" w:color="000000"/>
+            </w:tcBorders>
           </w:tcPr>
           <w:p>
             <w:pPr>
@@ -79,6 +127,107 @@
       </w:tr>
     </w:tbl>
     <w:p/>
+    <w:tbl>
+      <w:tblPr>
+        <w:tblStyle w:val="Tabellenraster"/>
+        <w:tblW w:w="0" w:type="auto"/>
+        <w:tblLook w:val="04A0" w:firstRow="1" w:lastRow="0" w:firstColumn="1" w:lastColumn="0" w:noHBand="0" w:noVBand="1"/>
+      </w:tblPr>
+      <w:tblGrid>
+        <w:gridCol w:w="3017"/>
+        <w:gridCol w:w="3017"/>
+        <w:gridCol w:w="3018"/>
+      </w:tblGrid>
+      <w:tr>
+        <w:tc>
+          <w:tcPr>
+            <w:tcW w:w="3017" w:type="dxa"/>
+            <w:tcBorders>
+              <w:top w:val="single" w:sz="4" w:space="0" w:color="000000"/>
+              <w:left w:val="single" w:sz="4" w:space="0" w:color="000000"/>
+              <w:bottom w:val="single" w:sz="4" w:space="0" w:color="000000"/>
+              <w:right w:val="single" w:sz="4" w:space="0" w:color="000000"/>
+              <w:insideH w:val="single" w:sz="4" w:space="0" w:color="000000"/>
+              <w:insideV w:val="single" w:sz="4" w:space="0" w:color="000000"/>
+            </w:tcBorders>
+          </w:tcPr>
+          <w:p/>
+        </w:tc>
+        <w:tc>
+          <w:tcPr>
+            <w:tcW w:w="3017" w:type="dxa"/>
+            <w:tcBorders>
+              <w:top w:val="single" w:sz="4" w:space="0" w:color="000000"/>
+              <w:left w:val="single" w:sz="4" w:space="0" w:color="000000"/>
+              <w:bottom w:val="single" w:sz="4" w:space="0" w:color="000000"/>
+              <w:right w:val="single" w:sz="4" w:space="0" w:color="000000"/>
+              <w:insideH w:val="single" w:sz="4" w:space="0" w:color="000000"/>
+              <w:insideV w:val="single" w:sz="4" w:space="0" w:color="000000"/>
+            </w:tcBorders>
+          </w:tcPr>
+          <w:p/>
+        </w:tc>
+        <w:tc>
+          <w:tcPr>
+            <w:tcW w:w="3018" w:type="dxa"/>
+            <w:tcBorders>
+              <w:top w:val="single" w:sz="4" w:space="0" w:color="000000"/>
+              <w:left w:val="single" w:sz="4" w:space="0" w:color="000000"/>
+              <w:bottom w:val="single" w:sz="4" w:space="0" w:color="000000"/>
+              <w:right w:val="single" w:sz="4" w:space="0" w:color="000000"/>
+              <w:insideH w:val="single" w:sz="4" w:space="0" w:color="000000"/>
+              <w:insideV w:val="single" w:sz="4" w:space="0" w:color="000000"/>
+            </w:tcBorders>
+          </w:tcPr>
+          <w:p/>
+        </w:tc>
+      </w:tr>
+      <w:tr>
+        <w:tc>
+          <w:tcPr>
+            <w:tcW w:w="3017" w:type="dxa"/>
+            <w:tcBorders>
+              <w:top w:val="single" w:sz="4" w:space="0" w:color="000000"/>
+              <w:left w:val="single" w:sz="4" w:space="0" w:color="000000"/>
+              <w:bottom w:val="single" w:sz="4" w:space="0" w:color="000000"/>
+              <w:right w:val="single" w:sz="4" w:space="0" w:color="000000"/>
+              <w:insideH w:val="single" w:sz="4" w:space="0" w:color="000000"/>
+              <w:insideV w:val="single" w:sz="4" w:space="0" w:color="000000"/>
+            </w:tcBorders>
+          </w:tcPr>
+          <w:p/>
+        </w:tc>
+        <w:tc>
+          <w:tcPr>
+            <w:tcW w:w="3017" w:type="dxa"/>
+            <w:tcBorders>
+              <w:top w:val="single" w:sz="4" w:space="0" w:color="000000"/>
+              <w:left w:val="single" w:sz="4" w:space="0" w:color="000000"/>
+              <w:bottom w:val="single" w:sz="4" w:space="0" w:color="000000"/>
+              <w:right w:val="single" w:sz="4" w:space="0" w:color="000000"/>
+              <w:insideH w:val="single" w:sz="4" w:space="0" w:color="000000"/>
+              <w:insideV w:val="single" w:sz="4" w:space="0" w:color="000000"/>
+            </w:tcBorders>
+          </w:tcPr>
+          <w:p/>
+        </w:tc>
+        <w:tc>
+          <w:tcPr>
+            <w:tcW w:w="3018" w:type="dxa"/>
+            <w:tcBorders>
+              <w:top w:val="single" w:sz="4" w:space="0" w:color="000000"/>
+              <w:left w:val="single" w:sz="4" w:space="0" w:color="000000"/>
+              <w:bottom w:val="single" w:sz="4" w:space="0" w:color="000000"/>
+              <w:right w:val="single" w:sz="4" w:space="0" w:color="000000"/>
+              <w:insideH w:val="single" w:sz="4" w:space="0" w:color="000000"/>
+              <w:insideV w:val="single" w:sz="4" w:space="0" w:color="000000"/>
+            </w:tcBorders>
+          </w:tcPr>
+          <w:p/>
+        </w:tc>
+      </w:tr>
+    </w:tbl>
+    <w:p/>
     <w:p>
       <w:pPr>
         <w:pStyle w:val="Titel"/>
@@ -392,6 +541,7 @@
         <w:rPr>
           <w:rFonts w:ascii="Arial" w:hAnsi="Arial" w:cs="Arial"/>
         </w:rPr>
+        <w:lastRenderedPageBreak/>
         <w:t xml:space="preserve"> Table caption. </w:t>
       </w:r>
     </w:p>

--- a/themes/style-reference.docx
+++ b/themes/style-reference.docx
@@ -303,98 +303,134 @@
     </w:p>
     <w:tbl>
       <w:tblPr>
-        <w:tblStyle w:val="Tabellenraster"/>
-        <w:tblW w:w="5000" w:type="pct"/>
+        <w:tblStyle w:val="Listentabelle3Akzent1"/>
+        <w:tblW w:w="0" w:type="auto"/>
         <w:tblLook w:val="04A0" w:firstRow="1" w:lastRow="0" w:firstColumn="1" w:lastColumn="0" w:noHBand="0" w:noVBand="1"/>
-        <w:tblCaption w:val="Table caption."/>
       </w:tblPr>
       <w:tblGrid>
-        <w:gridCol w:w="4698"/>
-        <w:gridCol w:w="4698"/>
+        <w:gridCol w:w="3130"/>
+        <w:gridCol w:w="3130"/>
+        <w:gridCol w:w="3130"/>
       </w:tblGrid>
       <w:tr>
+        <w:trPr>
+          <w:cnfStyle w:val="100000000000" w:firstRow="1" w:lastRow="0" w:firstColumn="0" w:lastColumn="0" w:oddVBand="0" w:evenVBand="0" w:oddHBand="0" w:evenHBand="0" w:firstRowFirstColumn="0" w:firstRowLastColumn="0" w:lastRowFirstColumn="0" w:lastRowLastColumn="0"/>
+        </w:trPr>
         <w:tc>
           <w:tcPr>
-            <w:tcW w:w="2500" w:type="pct"/>
+            <w:cnfStyle w:val="001000000100" w:firstRow="0" w:lastRow="0" w:firstColumn="1" w:lastColumn="0" w:oddVBand="0" w:evenVBand="0" w:oddHBand="0" w:evenHBand="0" w:firstRowFirstColumn="1" w:firstRowLastColumn="0" w:lastRowFirstColumn="0" w:lastRowLastColumn="0"/>
+            <w:tcW w:w="3130" w:type="dxa"/>
           </w:tcPr>
           <w:p>
             <w:pPr>
-              <w:pStyle w:val="Compact"/>
+              <w:pStyle w:val="TableCaption"/>
               <w:rPr>
                 <w:rFonts w:ascii="Arial" w:hAnsi="Arial" w:cs="Arial"/>
+                <w:i w:val="0"/>
+                <w:iCs/>
               </w:rPr>
             </w:pPr>
-            <w:r>
-              <w:rPr>
-                <w:rFonts w:ascii="Arial" w:hAnsi="Arial" w:cs="Arial"/>
-              </w:rPr>
-              <w:t xml:space="preserve"> Table </w:t>
-            </w:r>
           </w:p>
         </w:tc>
         <w:tc>
           <w:tcPr>
-            <w:tcW w:w="2500" w:type="pct"/>
+            <w:tcW w:w="3130" w:type="dxa"/>
           </w:tcPr>
           <w:p>
             <w:pPr>
-              <w:pStyle w:val="Compact"/>
+              <w:pStyle w:val="TableCaption"/>
+              <w:cnfStyle w:val="100000000000" w:firstRow="1" w:lastRow="0" w:firstColumn="0" w:lastColumn="0" w:oddVBand="0" w:evenVBand="0" w:oddHBand="0" w:evenHBand="0" w:firstRowFirstColumn="0" w:firstRowLastColumn="0" w:lastRowFirstColumn="0" w:lastRowLastColumn="0"/>
               <w:rPr>
                 <w:rFonts w:ascii="Arial" w:hAnsi="Arial" w:cs="Arial"/>
+                <w:i w:val="0"/>
+                <w:iCs/>
               </w:rPr>
             </w:pPr>
-            <w:r>
+          </w:p>
+        </w:tc>
+        <w:tc>
+          <w:tcPr>
+            <w:tcW w:w="3130" w:type="dxa"/>
+          </w:tcPr>
+          <w:p>
+            <w:pPr>
+              <w:pStyle w:val="TableCaption"/>
+              <w:cnfStyle w:val="100000000000" w:firstRow="1" w:lastRow="0" w:firstColumn="0" w:lastColumn="0" w:oddVBand="0" w:evenVBand="0" w:oddHBand="0" w:evenHBand="0" w:firstRowFirstColumn="0" w:firstRowLastColumn="0" w:lastRowFirstColumn="0" w:lastRowLastColumn="0"/>
               <w:rPr>
                 <w:rFonts w:ascii="Arial" w:hAnsi="Arial" w:cs="Arial"/>
+                <w:i w:val="0"/>
+                <w:iCs/>
               </w:rPr>
-              <w:t xml:space="preserve"> Table </w:t>
-            </w:r>
+            </w:pPr>
           </w:p>
         </w:tc>
       </w:tr>
       <w:tr>
+        <w:trPr>
+          <w:cnfStyle w:val="000000100000" w:firstRow="0" w:lastRow="0" w:firstColumn="0" w:lastColumn="0" w:oddVBand="0" w:evenVBand="0" w:oddHBand="1" w:evenHBand="0" w:firstRowFirstColumn="0" w:firstRowLastColumn="0" w:lastRowFirstColumn="0" w:lastRowLastColumn="0"/>
+        </w:trPr>
         <w:tc>
           <w:tcPr>
-            <w:tcW w:w="2500" w:type="pct"/>
+            <w:cnfStyle w:val="001000000000" w:firstRow="0" w:lastRow="0" w:firstColumn="1" w:lastColumn="0" w:oddVBand="0" w:evenVBand="0" w:oddHBand="0" w:evenHBand="0" w:firstRowFirstColumn="0" w:firstRowLastColumn="0" w:lastRowFirstColumn="0" w:lastRowLastColumn="0"/>
+            <w:tcW w:w="3130" w:type="dxa"/>
           </w:tcPr>
           <w:p>
             <w:pPr>
-              <w:pStyle w:val="Compact"/>
+              <w:pStyle w:val="TableCaption"/>
               <w:rPr>
                 <w:rFonts w:ascii="Arial" w:hAnsi="Arial" w:cs="Arial"/>
+                <w:i w:val="0"/>
+                <w:iCs/>
               </w:rPr>
             </w:pPr>
-            <w:r>
-              <w:rPr>
-                <w:rFonts w:ascii="Arial" w:hAnsi="Arial" w:cs="Arial"/>
-              </w:rPr>
-              <w:t xml:space="preserve"> 1 </w:t>
-            </w:r>
           </w:p>
         </w:tc>
         <w:tc>
           <w:tcPr>
-            <w:tcW w:w="2500" w:type="pct"/>
+            <w:tcW w:w="3130" w:type="dxa"/>
           </w:tcPr>
           <w:p>
             <w:pPr>
-              <w:pStyle w:val="Compact"/>
+              <w:pStyle w:val="TableCaption"/>
+              <w:cnfStyle w:val="000000100000" w:firstRow="0" w:lastRow="0" w:firstColumn="0" w:lastColumn="0" w:oddVBand="0" w:evenVBand="0" w:oddHBand="1" w:evenHBand="0" w:firstRowFirstColumn="0" w:firstRowLastColumn="0" w:lastRowFirstColumn="0" w:lastRowLastColumn="0"/>
               <w:rPr>
                 <w:rFonts w:ascii="Arial" w:hAnsi="Arial" w:cs="Arial"/>
+                <w:i w:val="0"/>
+                <w:iCs/>
               </w:rPr>
             </w:pPr>
-            <w:r>
+          </w:p>
+        </w:tc>
+        <w:tc>
+          <w:tcPr>
+            <w:tcW w:w="3130" w:type="dxa"/>
+          </w:tcPr>
+          <w:p>
+            <w:pPr>
+              <w:pStyle w:val="TableCaption"/>
+              <w:cnfStyle w:val="000000100000" w:firstRow="0" w:lastRow="0" w:firstColumn="0" w:lastColumn="0" w:oddVBand="0" w:evenVBand="0" w:oddHBand="1" w:evenHBand="0" w:firstRowFirstColumn="0" w:firstRowLastColumn="0" w:lastRowFirstColumn="0" w:lastRowLastColumn="0"/>
               <w:rPr>
                 <w:rFonts w:ascii="Arial" w:hAnsi="Arial" w:cs="Arial"/>
+                <w:i w:val="0"/>
+                <w:iCs/>
               </w:rPr>
-              <w:t xml:space="preserve"> 2 </w:t>
-            </w:r>
+            </w:pPr>
           </w:p>
         </w:tc>
       </w:tr>
     </w:tbl>
     <w:p>
       <w:pPr>
+        <w:pStyle w:val="TableCaption"/>
+        <w:rPr>
+          <w:rFonts w:ascii="Arial" w:hAnsi="Arial" w:cs="Arial"/>
+          <w:i w:val="0"/>
+          <w:iCs/>
+        </w:rPr>
+      </w:pPr>
+    </w:p>
+    <w:p>
+      <w:pPr>
         <w:pStyle w:val="ImageCaption"/>
         <w:rPr>
           <w:rFonts w:ascii="Arial" w:hAnsi="Arial" w:cs="Arial"/>
@@ -443,6 +479,7 @@
         <w:rPr>
           <w:highlight w:val="lightGray"/>
         </w:rPr>
+        <w:lastRenderedPageBreak/>
         <w:t xml:space="preserve">Fazit: </w:t>
       </w:r>
       <w:proofErr w:type="spellStart"/>
@@ -1121,6 +1158,7 @@
   <w:style w:type="table" w:default="1" w:styleId="NormaleTabelle">
     <w:name w:val="Normal Table"/>
     <w:uiPriority w:val="99"/>
+    <w:semiHidden/>
     <w:unhideWhenUsed/>
     <w:tblPr>
       <w:tblInd w:w="0" w:type="dxa"/>
@@ -1630,20 +1668,274 @@
   <w:style w:type="table" w:styleId="Tabellenraster">
     <w:name w:val="Table Grid"/>
     <w:basedOn w:val="NormaleTabelle"/>
-    <w:rsid w:val="00BB257F"/>
+    <w:rsid w:val="00FB125F"/>
     <w:pPr>
       <w:spacing w:after="0"/>
     </w:pPr>
     <w:tblPr>
       <w:tblBorders>
-        <w:top w:val="single" w:sz="6" w:color="EEEEEE"/>
-        <w:left w:val="single" w:sz="6" w:color="EEEEEE"/>
-        <w:bottom w:val="single" w:sz="6" w:color="EEEEEE"/>
-        <w:right w:val="single" w:sz="6" w:color="EEEEEE"/>
-        <w:insideH w:val="single" w:sz="6" w:color="EEEEEE"/>
-        <w:insideV w:val="single" w:sz="6" w:color="EEEEEE"/>
+        <w:top w:val="single" w:sz="8" w:space="0" w:color="auto"/>
+        <w:left w:val="single" w:sz="8" w:space="0" w:color="auto"/>
+        <w:bottom w:val="single" w:sz="8" w:space="0" w:color="auto"/>
+        <w:right w:val="single" w:sz="8" w:space="0" w:color="auto"/>
+        <w:insideH w:val="single" w:sz="8" w:space="0" w:color="auto"/>
+        <w:insideV w:val="single" w:sz="8" w:space="0" w:color="auto"/>
+      </w:tblBorders>
+      <w:tblCellMar>
+        <w:top w:w="57" w:type="dxa"/>
+        <w:left w:w="57" w:type="dxa"/>
+        <w:bottom w:w="57" w:type="dxa"/>
+        <w:right w:w="57" w:type="dxa"/>
+      </w:tblCellMar>
+    </w:tblPr>
+  </w:style>
+  <w:style w:type="table" w:styleId="Listentabelle3">
+    <w:name w:val="List Table 3"/>
+    <w:basedOn w:val="NormaleTabelle"/>
+    <w:uiPriority w:val="48"/>
+    <w:rsid w:val="002C7B7D"/>
+    <w:pPr>
+      <w:spacing w:after="0"/>
+    </w:pPr>
+    <w:tblPr>
+      <w:tblStyleRowBandSize w:val="1"/>
+      <w:tblStyleColBandSize w:val="1"/>
+      <w:tblBorders>
+        <w:top w:val="single" w:sz="4" w:space="0" w:color="000000" w:themeColor="text1"/>
+        <w:left w:val="single" w:sz="4" w:space="0" w:color="000000" w:themeColor="text1"/>
+        <w:bottom w:val="single" w:sz="4" w:space="0" w:color="000000" w:themeColor="text1"/>
+        <w:right w:val="single" w:sz="4" w:space="0" w:color="000000" w:themeColor="text1"/>
       </w:tblBorders>
     </w:tblPr>
+    <w:tblStylePr w:type="firstRow">
+      <w:rPr>
+        <w:b/>
+        <w:bCs/>
+        <w:color w:val="FFFFFF" w:themeColor="background1"/>
+      </w:rPr>
+      <w:tblPr/>
+      <w:tcPr>
+        <w:shd w:val="clear" w:color="auto" w:fill="000000" w:themeFill="text1"/>
+      </w:tcPr>
+    </w:tblStylePr>
+    <w:tblStylePr w:type="lastRow">
+      <w:rPr>
+        <w:b/>
+        <w:bCs/>
+      </w:rPr>
+      <w:tblPr/>
+      <w:tcPr>
+        <w:tcBorders>
+          <w:top w:val="double" w:sz="4" w:space="0" w:color="000000" w:themeColor="text1"/>
+        </w:tcBorders>
+        <w:shd w:val="clear" w:color="auto" w:fill="FFFFFF" w:themeFill="background1"/>
+      </w:tcPr>
+    </w:tblStylePr>
+    <w:tblStylePr w:type="firstCol">
+      <w:rPr>
+        <w:b/>
+        <w:bCs/>
+      </w:rPr>
+      <w:tblPr/>
+      <w:tcPr>
+        <w:tcBorders>
+          <w:right w:val="nil"/>
+        </w:tcBorders>
+        <w:shd w:val="clear" w:color="auto" w:fill="FFFFFF" w:themeFill="background1"/>
+      </w:tcPr>
+    </w:tblStylePr>
+    <w:tblStylePr w:type="lastCol">
+      <w:rPr>
+        <w:b/>
+        <w:bCs/>
+      </w:rPr>
+      <w:tblPr/>
+      <w:tcPr>
+        <w:tcBorders>
+          <w:left w:val="nil"/>
+        </w:tcBorders>
+        <w:shd w:val="clear" w:color="auto" w:fill="FFFFFF" w:themeFill="background1"/>
+      </w:tcPr>
+    </w:tblStylePr>
+    <w:tblStylePr w:type="band1Vert">
+      <w:tblPr/>
+      <w:tcPr>
+        <w:tcBorders>
+          <w:left w:val="single" w:sz="4" w:space="0" w:color="000000" w:themeColor="text1"/>
+          <w:right w:val="single" w:sz="4" w:space="0" w:color="000000" w:themeColor="text1"/>
+        </w:tcBorders>
+      </w:tcPr>
+    </w:tblStylePr>
+    <w:tblStylePr w:type="band1Horz">
+      <w:tblPr/>
+      <w:tcPr>
+        <w:tcBorders>
+          <w:top w:val="single" w:sz="4" w:space="0" w:color="000000" w:themeColor="text1"/>
+          <w:bottom w:val="single" w:sz="4" w:space="0" w:color="000000" w:themeColor="text1"/>
+          <w:insideH w:val="nil"/>
+        </w:tcBorders>
+      </w:tcPr>
+    </w:tblStylePr>
+    <w:tblStylePr w:type="neCell">
+      <w:tblPr/>
+      <w:tcPr>
+        <w:tcBorders>
+          <w:left w:val="nil"/>
+          <w:bottom w:val="nil"/>
+        </w:tcBorders>
+      </w:tcPr>
+    </w:tblStylePr>
+    <w:tblStylePr w:type="nwCell">
+      <w:tblPr/>
+      <w:tcPr>
+        <w:tcBorders>
+          <w:bottom w:val="nil"/>
+          <w:right w:val="nil"/>
+        </w:tcBorders>
+      </w:tcPr>
+    </w:tblStylePr>
+    <w:tblStylePr w:type="seCell">
+      <w:tblPr/>
+      <w:tcPr>
+        <w:tcBorders>
+          <w:top w:val="double" w:sz="4" w:space="0" w:color="000000" w:themeColor="text1"/>
+          <w:left w:val="nil"/>
+        </w:tcBorders>
+      </w:tcPr>
+    </w:tblStylePr>
+    <w:tblStylePr w:type="swCell">
+      <w:tblPr/>
+      <w:tcPr>
+        <w:tcBorders>
+          <w:top w:val="double" w:sz="4" w:space="0" w:color="000000" w:themeColor="text1"/>
+          <w:right w:val="nil"/>
+        </w:tcBorders>
+      </w:tcPr>
+    </w:tblStylePr>
+  </w:style>
+  <w:style w:type="table" w:styleId="Listentabelle3Akzent1">
+    <w:name w:val="List Table 3 Accent 1"/>
+    <w:basedOn w:val="NormaleTabelle"/>
+    <w:uiPriority w:val="48"/>
+    <w:rsid w:val="002C7B7D"/>
+    <w:pPr>
+      <w:spacing w:after="0"/>
+    </w:pPr>
+    <w:tblPr>
+      <w:tblStyleRowBandSize w:val="1"/>
+      <w:tblStyleColBandSize w:val="1"/>
+      <w:tblBorders>
+        <w:top w:val="single" w:sz="4" w:space="0" w:color="4F81BD" w:themeColor="accent1"/>
+        <w:left w:val="single" w:sz="4" w:space="0" w:color="4F81BD" w:themeColor="accent1"/>
+        <w:bottom w:val="single" w:sz="4" w:space="0" w:color="4F81BD" w:themeColor="accent1"/>
+        <w:right w:val="single" w:sz="4" w:space="0" w:color="4F81BD" w:themeColor="accent1"/>
+      </w:tblBorders>
+    </w:tblPr>
+    <w:tblStylePr w:type="firstRow">
+      <w:rPr>
+        <w:b/>
+        <w:bCs/>
+        <w:color w:val="FFFFFF" w:themeColor="background1"/>
+      </w:rPr>
+      <w:tblPr/>
+      <w:tcPr>
+        <w:shd w:val="clear" w:color="auto" w:fill="4F81BD" w:themeFill="accent1"/>
+      </w:tcPr>
+    </w:tblStylePr>
+    <w:tblStylePr w:type="lastRow">
+      <w:rPr>
+        <w:b/>
+        <w:bCs/>
+      </w:rPr>
+      <w:tblPr/>
+      <w:tcPr>
+        <w:tcBorders>
+          <w:top w:val="double" w:sz="4" w:space="0" w:color="4F81BD" w:themeColor="accent1"/>
+        </w:tcBorders>
+        <w:shd w:val="clear" w:color="auto" w:fill="FFFFFF" w:themeFill="background1"/>
+      </w:tcPr>
+    </w:tblStylePr>
+    <w:tblStylePr w:type="firstCol">
+      <w:rPr>
+        <w:b/>
+        <w:bCs/>
+      </w:rPr>
+      <w:tblPr/>
+      <w:tcPr>
+        <w:tcBorders>
+          <w:right w:val="nil"/>
+        </w:tcBorders>
+        <w:shd w:val="clear" w:color="auto" w:fill="FFFFFF" w:themeFill="background1"/>
+      </w:tcPr>
+    </w:tblStylePr>
+    <w:tblStylePr w:type="lastCol">
+      <w:rPr>
+        <w:b/>
+        <w:bCs/>
+      </w:rPr>
+      <w:tblPr/>
+      <w:tcPr>
+        <w:tcBorders>
+          <w:left w:val="nil"/>
+        </w:tcBorders>
+        <w:shd w:val="clear" w:color="auto" w:fill="FFFFFF" w:themeFill="background1"/>
+      </w:tcPr>
+    </w:tblStylePr>
+    <w:tblStylePr w:type="band1Vert">
+      <w:tblPr/>
+      <w:tcPr>
+        <w:tcBorders>
+          <w:left w:val="single" w:sz="4" w:space="0" w:color="4F81BD" w:themeColor="accent1"/>
+          <w:right w:val="single" w:sz="4" w:space="0" w:color="4F81BD" w:themeColor="accent1"/>
+        </w:tcBorders>
+      </w:tcPr>
+    </w:tblStylePr>
+    <w:tblStylePr w:type="band1Horz">
+      <w:tblPr/>
+      <w:tcPr>
+        <w:tcBorders>
+          <w:top w:val="single" w:sz="4" w:space="0" w:color="4F81BD" w:themeColor="accent1"/>
+          <w:bottom w:val="single" w:sz="4" w:space="0" w:color="4F81BD" w:themeColor="accent1"/>
+          <w:insideH w:val="nil"/>
+        </w:tcBorders>
+      </w:tcPr>
+    </w:tblStylePr>
+    <w:tblStylePr w:type="neCell">
+      <w:tblPr/>
+      <w:tcPr>
+        <w:tcBorders>
+          <w:left w:val="nil"/>
+          <w:bottom w:val="nil"/>
+        </w:tcBorders>
+      </w:tcPr>
+    </w:tblStylePr>
+    <w:tblStylePr w:type="nwCell">
+      <w:tblPr/>
+      <w:tcPr>
+        <w:tcBorders>
+          <w:bottom w:val="nil"/>
+          <w:right w:val="nil"/>
+        </w:tcBorders>
+      </w:tcPr>
+    </w:tblStylePr>
+    <w:tblStylePr w:type="seCell">
+      <w:tblPr/>
+      <w:tcPr>
+        <w:tcBorders>
+          <w:top w:val="double" w:sz="4" w:space="0" w:color="4F81BD" w:themeColor="accent1"/>
+          <w:left w:val="nil"/>
+        </w:tcBorders>
+      </w:tcPr>
+    </w:tblStylePr>
+    <w:tblStylePr w:type="swCell">
+      <w:tblPr/>
+      <w:tcPr>
+        <w:tcBorders>
+          <w:top w:val="double" w:sz="4" w:space="0" w:color="4F81BD" w:themeColor="accent1"/>
+          <w:right w:val="nil"/>
+        </w:tcBorders>
+      </w:tcPr>
+    </w:tblStylePr>
   </w:style>
 </w:styles>
 </file>

--- a/themes/style-reference.docx
+++ b/themes/style-reference.docx
@@ -309,8 +309,8 @@
         <w:tblCaption w:val="Table caption."/>
       </w:tblPr>
       <w:tblGrid>
-        <w:gridCol w:w="4698"/>
-        <w:gridCol w:w="4698"/>
+        <w:gridCol w:w="4695"/>
+        <w:gridCol w:w="4695"/>
       </w:tblGrid>
       <w:tr>
         <w:tc>
@@ -1121,6 +1121,7 @@
   <w:style w:type="table" w:default="1" w:styleId="NormaleTabelle">
     <w:name w:val="Normal Table"/>
     <w:uiPriority w:val="99"/>
+    <w:semiHidden/>
     <w:unhideWhenUsed/>
     <w:tblPr>
       <w:tblInd w:w="0" w:type="dxa"/>
@@ -1636,12 +1637,31 @@
     </w:pPr>
     <w:tblPr>
       <w:tblBorders>
-        <w:top w:val="single" w:sz="6" w:color="EEEEEE"/>
-        <w:left w:val="single" w:sz="6" w:color="EEEEEE"/>
-        <w:bottom w:val="single" w:sz="6" w:color="EEEEEE"/>
-        <w:right w:val="single" w:sz="6" w:color="EEEEEE"/>
-        <w:insideH w:val="single" w:sz="6" w:color="EEEEEE"/>
-        <w:insideV w:val="single" w:sz="6" w:color="EEEEEE"/>
+        <w:top w:val="single" w:sz="6" w:space="0" w:color="EEEEEE"/>
+        <w:left w:val="single" w:sz="6" w:space="0" w:color="EEEEEE"/>
+        <w:bottom w:val="single" w:sz="6" w:space="0" w:color="EEEEEE"/>
+        <w:right w:val="single" w:sz="6" w:space="0" w:color="EEEEEE"/>
+        <w:insideH w:val="single" w:sz="6" w:space="0" w:color="EEEEEE"/>
+        <w:insideV w:val="single" w:sz="6" w:space="0" w:color="EEEEEE"/>
+      </w:tblBorders>
+    </w:tblPr>
+  </w:style>
+  <w:style w:type="table" w:customStyle="1" w:styleId="TableWithBorders">
+    <w:name w:val="TableWithBorders"/>
+    <w:basedOn w:val="NormaleTabelle"/>
+    <w:uiPriority w:val="99"/>
+    <w:rsid w:val="00A8683E"/>
+    <w:pPr>
+      <w:spacing w:after="0"/>
+    </w:pPr>
+    <w:tblPr>
+      <w:tblBorders>
+        <w:top w:val="single" w:sz="4" w:space="0" w:color="auto"/>
+        <w:left w:val="single" w:sz="4" w:space="0" w:color="auto"/>
+        <w:bottom w:val="single" w:sz="4" w:space="0" w:color="auto"/>
+        <w:right w:val="single" w:sz="4" w:space="0" w:color="auto"/>
+        <w:insideH w:val="single" w:sz="4" w:space="0" w:color="auto"/>
+        <w:insideV w:val="single" w:sz="4" w:space="0" w:color="auto"/>
       </w:tblBorders>
     </w:tblPr>
   </w:style>

--- a/themes/style-reference.docx
+++ b/themes/style-reference.docx
@@ -303,14 +303,14 @@
     </w:p>
     <w:tbl>
       <w:tblPr>
-        <w:tblStyle w:val="Tabellenraster"/>
+        <w:tblStyle w:val="TableCustom"/>
         <w:tblW w:w="5000" w:type="pct"/>
         <w:tblLook w:val="04A0" w:firstRow="1" w:lastRow="0" w:firstColumn="1" w:lastColumn="0" w:noHBand="0" w:noVBand="1"/>
         <w:tblCaption w:val="Table caption."/>
       </w:tblPr>
       <w:tblGrid>
-        <w:gridCol w:w="4695"/>
-        <w:gridCol w:w="4695"/>
+        <w:gridCol w:w="4693"/>
+        <w:gridCol w:w="4693"/>
       </w:tblGrid>
       <w:tr>
         <w:tc>
@@ -1662,6 +1662,25 @@
         <w:right w:val="single" w:sz="4" w:space="0" w:color="auto"/>
         <w:insideH w:val="single" w:sz="4" w:space="0" w:color="auto"/>
         <w:insideV w:val="single" w:sz="4" w:space="0" w:color="auto"/>
+      </w:tblBorders>
+    </w:tblPr>
+  </w:style>
+  <w:style w:type="table" w:customStyle="1" w:styleId="TableCustom">
+    <w:name w:val="TableCustom"/>
+    <w:basedOn w:val="NormaleTabelle"/>
+    <w:uiPriority w:val="99"/>
+    <w:rsid w:val="00373BC0"/>
+    <w:pPr>
+      <w:spacing w:after="0"/>
+    </w:pPr>
+    <w:tblPr>
+      <w:tblBorders>
+        <w:top w:val="single" w:sz="8" w:space="0" w:color="auto"/>
+        <w:left w:val="single" w:sz="8" w:space="0" w:color="auto"/>
+        <w:bottom w:val="single" w:sz="8" w:space="0" w:color="auto"/>
+        <w:right w:val="single" w:sz="8" w:space="0" w:color="auto"/>
+        <w:insideH w:val="single" w:sz="8" w:space="0" w:color="auto"/>
+        <w:insideV w:val="single" w:sz="8" w:space="0" w:color="auto"/>
       </w:tblBorders>
     </w:tblPr>
   </w:style>

--- a/themes/style-reference.docx
+++ b/themes/style-reference.docx
@@ -1,486 +1,494 @@
 
 <file path=word/document.xml><?xml version="1.0" encoding="utf-8"?>
-<w:document xmlns:wpc="http://schemas.microsoft.com/office/word/2010/wordprocessingCanvas" xmlns:cx="http://schemas.microsoft.com/office/drawing/2014/chartex" xmlns:cx1="http://schemas.microsoft.com/office/drawing/2015/9/8/chartex" xmlns:cx2="http://schemas.microsoft.com/office/drawing/2015/10/21/chartex" xmlns:cx3="http://schemas.microsoft.com/office/drawing/2016/5/9/chartex" xmlns:cx4="http://schemas.microsoft.com/office/drawing/2016/5/10/chartex" xmlns:cx5="http://schemas.microsoft.com/office/drawing/2016/5/11/chartex" xmlns:cx6="http://schemas.microsoft.com/office/drawing/2016/5/12/chartex" xmlns:cx7="http://schemas.microsoft.com/office/drawing/2016/5/13/chartex" xmlns:cx8="http://schemas.microsoft.com/office/drawing/2016/5/14/chartex" xmlns:mc="http://schemas.openxmlformats.org/markup-compatibility/2006" xmlns:aink="http://schemas.microsoft.com/office/drawing/2016/ink" xmlns:am3d="http://schemas.microsoft.com/office/drawing/2017/model3d" xmlns:o="urn:schemas-microsoft-com:office:office" xmlns:oel="http://schemas.microsoft.com/office/2019/extlst" xmlns:r="http://schemas.openxmlformats.org/officeDocument/2006/relationships" xmlns:m="http://schemas.openxmlformats.org/officeDocument/2006/math" xmlns:v="urn:schemas-microsoft-com:vml" xmlns:wp14="http://schemas.microsoft.com/office/word/2010/wordprocessingDrawing" xmlns:wp="http://schemas.openxmlformats.org/drawingml/2006/wordprocessingDrawing" xmlns:w10="urn:schemas-microsoft-com:office:word" xmlns:w="http://schemas.openxmlformats.org/wordprocessingml/2006/main" xmlns:w14="http://schemas.microsoft.com/office/word/2010/wordml" xmlns:w15="http://schemas.microsoft.com/office/word/2012/wordml" xmlns:w16cex="http://schemas.microsoft.com/office/word/2018/wordml/cex" xmlns:w16cid="http://schemas.microsoft.com/office/word/2016/wordml/cid" xmlns:w16="http://schemas.microsoft.com/office/word/2018/wordml" xmlns:w16du="http://schemas.microsoft.com/office/word/2023/wordml/word16du" xmlns:w16sdtdh="http://schemas.microsoft.com/office/word/2020/wordml/sdtdatahash" xmlns:w16sdtfl="http://schemas.microsoft.com/office/word/2024/wordml/sdtformatlock" xmlns:w16se="http://schemas.microsoft.com/office/word/2015/wordml/symex" xmlns:wpg="http://schemas.microsoft.com/office/word/2010/wordprocessingGroup" xmlns:wpi="http://schemas.microsoft.com/office/word/2010/wordprocessingInk" xmlns:wne="http://schemas.microsoft.com/office/word/2006/wordml" xmlns:wps="http://schemas.microsoft.com/office/word/2010/wordprocessingShape" mc:Ignorable="w14 w15 w16se w16cid w16 w16cex w16sdtdh w16sdtfl w16du wp14">
-  <w:body>
-    <w:p>
-      <w:pPr>
-        <w:pStyle w:val="Titel"/>
-        <w:rPr>
-          <w:rFonts w:ascii="Arial" w:hAnsi="Arial" w:cs="Arial"/>
-        </w:rPr>
-      </w:pPr>
-      <w:r>
-        <w:rPr>
-          <w:rFonts w:ascii="Arial" w:hAnsi="Arial" w:cs="Arial"/>
-        </w:rPr>
-        <w:t xml:space="preserve"> Title </w:t>
-      </w:r>
-    </w:p>
-    <w:p>
-      <w:pPr>
-        <w:pStyle w:val="Formatvorlage1"/>
-        <w:rPr>
-          <w:rFonts w:ascii="Arial" w:hAnsi="Arial" w:cs="Arial"/>
-        </w:rPr>
-      </w:pPr>
-      <w:r>
-        <w:rPr>
-          <w:rFonts w:ascii="Arial" w:hAnsi="Arial" w:cs="Arial"/>
-        </w:rPr>
-        <w:t xml:space="preserve"> Subtitle </w:t>
-      </w:r>
-    </w:p>
-    <w:p>
-      <w:pPr>
-        <w:pStyle w:val="Author"/>
-        <w:rPr>
-          <w:rFonts w:cs="Arial"/>
-        </w:rPr>
-      </w:pPr>
-      <w:r>
-        <w:rPr>
-          <w:rFonts w:cs="Arial"/>
-        </w:rPr>
-        <w:t xml:space="preserve"> Author </w:t>
-      </w:r>
-    </w:p>
-    <w:p>
-      <w:pPr>
-        <w:pStyle w:val="Datum"/>
-        <w:rPr>
-          <w:rFonts w:cs="Arial"/>
-        </w:rPr>
-      </w:pPr>
-      <w:r>
-        <w:rPr>
-          <w:rFonts w:cs="Arial"/>
-        </w:rPr>
-        <w:t xml:space="preserve"> Date </w:t>
-      </w:r>
-    </w:p>
-    <w:p>
-      <w:pPr>
-        <w:pStyle w:val="Abstract"/>
-        <w:rPr>
-          <w:rFonts w:ascii="Arial" w:hAnsi="Arial" w:cs="Arial"/>
-        </w:rPr>
-      </w:pPr>
-      <w:r>
-        <w:rPr>
-          <w:rFonts w:ascii="Arial" w:hAnsi="Arial" w:cs="Arial"/>
-        </w:rPr>
-        <w:t xml:space="preserve"> Abstract </w:t>
-      </w:r>
-    </w:p>
-    <w:p>
-      <w:pPr>
-        <w:pStyle w:val="berschrift1"/>
-        <w:rPr>
-          <w:rFonts w:ascii="Arial" w:hAnsi="Arial" w:cs="Arial"/>
-        </w:rPr>
-      </w:pPr>
-      <w:bookmarkStart w:id="0" w:name="heading-1"/>
-      <w:r>
-        <w:rPr>
-          <w:rFonts w:ascii="Arial" w:hAnsi="Arial" w:cs="Arial"/>
-        </w:rPr>
-        <w:t xml:space="preserve"> Heading 1 </w:t>
-      </w:r>
-      <w:bookmarkEnd w:id="0"/>
-    </w:p>
-    <w:p>
-      <w:pPr>
-        <w:pStyle w:val="berschrift2"/>
-        <w:rPr>
-          <w:rFonts w:ascii="Arial" w:hAnsi="Arial" w:cs="Arial"/>
-        </w:rPr>
-      </w:pPr>
-      <w:bookmarkStart w:id="1" w:name="heading-2"/>
-      <w:r>
-        <w:rPr>
-          <w:rFonts w:ascii="Arial" w:hAnsi="Arial" w:cs="Arial"/>
-        </w:rPr>
-        <w:t xml:space="preserve"> Heading 2 </w:t>
-      </w:r>
-      <w:bookmarkEnd w:id="1"/>
-    </w:p>
-    <w:p>
-      <w:pPr>
-        <w:pStyle w:val="berschrift3"/>
-        <w:rPr>
-          <w:rFonts w:ascii="Arial" w:hAnsi="Arial" w:cs="Arial"/>
-        </w:rPr>
-      </w:pPr>
-      <w:bookmarkStart w:id="2" w:name="heading-3"/>
-      <w:r>
-        <w:rPr>
-          <w:rFonts w:ascii="Arial" w:hAnsi="Arial" w:cs="Arial"/>
-        </w:rPr>
-        <w:t xml:space="preserve"> Heading 3 </w:t>
-      </w:r>
-      <w:bookmarkEnd w:id="2"/>
-    </w:p>
-    <w:p>
-      <w:pPr>
-        <w:pStyle w:val="berschrift4"/>
-        <w:rPr>
-          <w:rFonts w:ascii="Arial" w:hAnsi="Arial" w:cs="Arial"/>
-        </w:rPr>
-      </w:pPr>
-      <w:bookmarkStart w:id="3" w:name="heading-4"/>
-      <w:r>
-        <w:rPr>
-          <w:rFonts w:ascii="Arial" w:hAnsi="Arial" w:cs="Arial"/>
-        </w:rPr>
-        <w:t xml:space="preserve"> Heading 4 </w:t>
-      </w:r>
-      <w:bookmarkEnd w:id="3"/>
-    </w:p>
-    <w:p>
-      <w:pPr>
-        <w:pStyle w:val="berschrift5"/>
-        <w:rPr>
-          <w:rFonts w:ascii="Arial" w:hAnsi="Arial" w:cs="Arial"/>
-        </w:rPr>
-      </w:pPr>
-      <w:bookmarkStart w:id="4" w:name="heading-5"/>
-      <w:r>
-        <w:rPr>
-          <w:rFonts w:ascii="Arial" w:hAnsi="Arial" w:cs="Arial"/>
-        </w:rPr>
-        <w:t xml:space="preserve"> Heading 5 </w:t>
-      </w:r>
-      <w:bookmarkEnd w:id="4"/>
-    </w:p>
-    <w:p>
-      <w:pPr>
-        <w:pStyle w:val="berschrift6"/>
-        <w:rPr>
-          <w:rFonts w:ascii="Arial" w:hAnsi="Arial" w:cs="Arial"/>
-        </w:rPr>
-      </w:pPr>
-      <w:bookmarkStart w:id="5" w:name="heading-6"/>
-      <w:r>
-        <w:rPr>
-          <w:rFonts w:ascii="Arial" w:hAnsi="Arial" w:cs="Arial"/>
-        </w:rPr>
-        <w:t xml:space="preserve"> Heading 6 </w:t>
-      </w:r>
-      <w:bookmarkEnd w:id="5"/>
-    </w:p>
-    <w:p>
-      <w:pPr>
-        <w:pStyle w:val="berschrift7"/>
-      </w:pPr>
-      <w:bookmarkStart w:id="6" w:name="heading-7"/>
-      <w:r>
-        <w:t xml:space="preserve"> Heading 7 </w:t>
-      </w:r>
-      <w:bookmarkEnd w:id="6"/>
-    </w:p>
-    <w:p>
-      <w:pPr>
-        <w:pStyle w:val="berschrift8"/>
-        <w:rPr>
-          <w:rFonts w:ascii="Arial" w:hAnsi="Arial" w:cs="Arial"/>
-        </w:rPr>
-      </w:pPr>
-      <w:bookmarkStart w:id="7" w:name="heading-8"/>
-      <w:r>
-        <w:rPr>
-          <w:rFonts w:ascii="Arial" w:hAnsi="Arial" w:cs="Arial"/>
-        </w:rPr>
-        <w:t xml:space="preserve"> Heading 8 </w:t>
-      </w:r>
-      <w:bookmarkEnd w:id="7"/>
-    </w:p>
-    <w:p>
-      <w:pPr>
-        <w:pStyle w:val="berschrift9"/>
-        <w:rPr>
-          <w:rFonts w:ascii="Arial" w:hAnsi="Arial" w:cs="Arial"/>
-        </w:rPr>
-      </w:pPr>
-      <w:bookmarkStart w:id="8" w:name="heading-9"/>
-      <w:r>
-        <w:rPr>
-          <w:rFonts w:ascii="Arial" w:hAnsi="Arial" w:cs="Arial"/>
-        </w:rPr>
-        <w:t xml:space="preserve"> Heading 9 </w:t>
-      </w:r>
-      <w:bookmarkEnd w:id="8"/>
-    </w:p>
-    <w:p>
-      <w:pPr>
-        <w:pStyle w:val="FirstParagraph"/>
-        <w:rPr>
-          <w:rFonts w:ascii="Arial" w:hAnsi="Arial" w:cs="Arial"/>
-        </w:rPr>
-      </w:pPr>
-      <w:r>
-        <w:rPr>
-          <w:rFonts w:ascii="Arial" w:hAnsi="Arial" w:cs="Arial"/>
-        </w:rPr>
-        <w:t xml:space="preserve"> First Paragraph. </w:t>
-      </w:r>
-    </w:p>
-    <w:p>
-      <w:pPr>
-        <w:pStyle w:val="Textkrper"/>
-        <w:rPr>
-          <w:rFonts w:ascii="Arial" w:hAnsi="Arial" w:cs="Arial"/>
-        </w:rPr>
-      </w:pPr>
-      <w:r>
-        <w:rPr>
-          <w:rFonts w:ascii="Arial" w:hAnsi="Arial" w:cs="Arial"/>
-        </w:rPr>
-        <w:t xml:space="preserve"> Body Text. Body Text Char.    </w:t>
-      </w:r>
-      <w:r>
-        <w:rPr>
-          <w:rStyle w:val="VerbatimChar"/>
-          <w:rFonts w:ascii="Arial" w:hAnsi="Arial" w:cs="Arial"/>
-        </w:rPr>
-        <w:t xml:space="preserve"> Verbatim Char </w:t>
-      </w:r>
-      <w:r>
-        <w:rPr>
-          <w:rFonts w:ascii="Arial" w:hAnsi="Arial" w:cs="Arial"/>
-        </w:rPr>
-        <w:t xml:space="preserve"> .    </w:t>
-      </w:r>
-      <w:hyperlink r:id="rId7">
-        <w:r>
-          <w:rPr>
-            <w:rStyle w:val="Hyperlink"/>
-            <w:rFonts w:ascii="Arial" w:hAnsi="Arial" w:cs="Arial"/>
-          </w:rPr>
-          <w:t xml:space="preserve"> Hyperlink </w:t>
-        </w:r>
-      </w:hyperlink>
-      <w:r>
-        <w:rPr>
-          <w:rFonts w:ascii="Arial" w:hAnsi="Arial" w:cs="Arial"/>
-        </w:rPr>
-        <w:t xml:space="preserve"> .     Footnote. </w:t>
-      </w:r>
-      <w:r>
-        <w:rPr>
-          <w:rStyle w:val="Funotenzeichen"/>
-          <w:rFonts w:ascii="Arial" w:hAnsi="Arial" w:cs="Arial"/>
-        </w:rPr>
-        <w:footnoteReference w:id="1"/>
-      </w:r>
-    </w:p>
-    <w:p>
-      <w:pPr>
-        <w:pStyle w:val="Blocktext"/>
-        <w:rPr>
-          <w:rFonts w:ascii="Arial" w:hAnsi="Arial" w:cs="Arial"/>
-        </w:rPr>
-      </w:pPr>
-      <w:r>
-        <w:rPr>
-          <w:rFonts w:ascii="Arial" w:hAnsi="Arial" w:cs="Arial"/>
-        </w:rPr>
-        <w:t xml:space="preserve"> Block Text. </w:t>
-      </w:r>
-    </w:p>
-    <w:p>
-      <w:pPr>
-        <w:pStyle w:val="TableCaption"/>
-        <w:rPr>
-          <w:rFonts w:ascii="Arial" w:hAnsi="Arial" w:cs="Arial"/>
-        </w:rPr>
-      </w:pPr>
-      <w:r>
-        <w:rPr>
-          <w:rFonts w:ascii="Arial" w:hAnsi="Arial" w:cs="Arial"/>
-        </w:rPr>
-        <w:t xml:space="preserve"> Table caption. </w:t>
-      </w:r>
-    </w:p>
-    <w:tbl>
-      <w:tblPr>
-        <w:tblStyle w:val="TableCustom"/>
-        <w:tblW w:w="5000" w:type="pct"/>
-        <w:tblLook w:val="04A0" w:firstRow="1" w:lastRow="0" w:firstColumn="1" w:lastColumn="0" w:noHBand="0" w:noVBand="1"/>
-        <w:tblCaption w:val="Table caption."/>
-      </w:tblPr>
-      <w:tblGrid>
-        <w:gridCol w:w="4693"/>
-        <w:gridCol w:w="4693"/>
-      </w:tblGrid>
-      <w:tr>
-        <w:tc>
-          <w:tcPr>
-            <w:tcW w:w="2500" w:type="pct"/>
-          </w:tcPr>
-          <w:p>
-            <w:pPr>
-              <w:pStyle w:val="Compact"/>
-              <w:rPr>
-                <w:rFonts w:ascii="Arial" w:hAnsi="Arial" w:cs="Arial"/>
-              </w:rPr>
-            </w:pPr>
-            <w:r>
-              <w:rPr>
-                <w:rFonts w:ascii="Arial" w:hAnsi="Arial" w:cs="Arial"/>
-              </w:rPr>
-              <w:t xml:space="preserve"> Table </w:t>
-            </w:r>
-          </w:p>
-        </w:tc>
-        <w:tc>
-          <w:tcPr>
-            <w:tcW w:w="2500" w:type="pct"/>
-          </w:tcPr>
-          <w:p>
-            <w:pPr>
-              <w:pStyle w:val="Compact"/>
-              <w:rPr>
-                <w:rFonts w:ascii="Arial" w:hAnsi="Arial" w:cs="Arial"/>
-              </w:rPr>
-            </w:pPr>
-            <w:r>
-              <w:rPr>
-                <w:rFonts w:ascii="Arial" w:hAnsi="Arial" w:cs="Arial"/>
-              </w:rPr>
-              <w:t xml:space="preserve"> Table </w:t>
-            </w:r>
-          </w:p>
-        </w:tc>
-      </w:tr>
-      <w:tr>
-        <w:tc>
-          <w:tcPr>
-            <w:tcW w:w="2500" w:type="pct"/>
-          </w:tcPr>
-          <w:p>
-            <w:pPr>
-              <w:pStyle w:val="Compact"/>
-              <w:rPr>
-                <w:rFonts w:ascii="Arial" w:hAnsi="Arial" w:cs="Arial"/>
-              </w:rPr>
-            </w:pPr>
-            <w:r>
-              <w:rPr>
-                <w:rFonts w:ascii="Arial" w:hAnsi="Arial" w:cs="Arial"/>
-              </w:rPr>
-              <w:t xml:space="preserve"> 1 </w:t>
-            </w:r>
-          </w:p>
-        </w:tc>
-        <w:tc>
-          <w:tcPr>
-            <w:tcW w:w="2500" w:type="pct"/>
-          </w:tcPr>
-          <w:p>
-            <w:pPr>
-              <w:pStyle w:val="Compact"/>
-              <w:rPr>
-                <w:rFonts w:ascii="Arial" w:hAnsi="Arial" w:cs="Arial"/>
-              </w:rPr>
-            </w:pPr>
-            <w:r>
-              <w:rPr>
-                <w:rFonts w:ascii="Arial" w:hAnsi="Arial" w:cs="Arial"/>
-              </w:rPr>
-              <w:t xml:space="preserve"> 2 </w:t>
-            </w:r>
-          </w:p>
-        </w:tc>
-      </w:tr>
-    </w:tbl>
-    <w:p>
-      <w:pPr>
-        <w:pStyle w:val="ImageCaption"/>
-        <w:rPr>
-          <w:rFonts w:ascii="Arial" w:hAnsi="Arial" w:cs="Arial"/>
-        </w:rPr>
-      </w:pPr>
-      <w:r>
-        <w:rPr>
-          <w:rFonts w:ascii="Arial" w:hAnsi="Arial" w:cs="Arial"/>
-        </w:rPr>
-        <w:t xml:space="preserve"> Image Caption </w:t>
-      </w:r>
-    </w:p>
-    <w:p>
-      <w:pPr>
-        <w:pStyle w:val="DefinitionTerm"/>
-        <w:rPr>
-          <w:rFonts w:ascii="Arial" w:hAnsi="Arial" w:cs="Arial"/>
-        </w:rPr>
-      </w:pPr>
-      <w:r>
-        <w:rPr>
-          <w:rFonts w:ascii="Arial" w:hAnsi="Arial" w:cs="Arial"/>
-        </w:rPr>
-        <w:t xml:space="preserve"> DefinitionTerm </w:t>
-      </w:r>
-    </w:p>
-    <w:p>
-      <w:pPr>
-        <w:pStyle w:val="Definition"/>
-        <w:rPr>
-          <w:rFonts w:ascii="Arial" w:hAnsi="Arial" w:cs="Arial"/>
-        </w:rPr>
-      </w:pPr>
-      <w:r>
-        <w:rPr>
-          <w:rFonts w:ascii="Arial" w:hAnsi="Arial" w:cs="Arial"/>
-        </w:rPr>
-        <w:t xml:space="preserve"> Definition </w:t>
-      </w:r>
-    </w:p>
-    <w:p>
-      <w:pPr>
-        <w:pStyle w:val="highlight"/>
-      </w:pPr>
-      <w:r>
-        <w:rPr>
-          <w:highlight w:val="lightGray"/>
-        </w:rPr>
-        <w:t xml:space="preserve">Fazit: </w:t>
-      </w:r>
-      <w:proofErr w:type="spellStart"/>
-      <w:r>
-        <w:rPr>
-          <w:highlight w:val="lightGray"/>
-        </w:rPr>
-        <w:t>alles</w:t>
-      </w:r>
-      <w:proofErr w:type="spellEnd"/>
-      <w:r>
-        <w:rPr>
-          <w:highlight w:val="lightGray"/>
-        </w:rPr>
-        <w:t xml:space="preserve"> </w:t>
-      </w:r>
-      <w:proofErr w:type="spellStart"/>
-      <w:r>
-        <w:rPr>
-          <w:highlight w:val="lightGray"/>
-        </w:rPr>
-        <w:t>wird</w:t>
-      </w:r>
-      <w:proofErr w:type="spellEnd"/>
-      <w:r>
-        <w:rPr>
-          <w:highlight w:val="lightGray"/>
-        </w:rPr>
-        <w:t xml:space="preserve"> gut</w:t>
-      </w:r>
-    </w:p>
-    <w:sectPr>
-      <w:pgSz w:w="12240" w:h="15840"/>
-      <w:pgMar w:top="1417" w:right="1417" w:bottom="1134" w:left="1417" w:header="720" w:footer="720" w:gutter="0"/>
-      <w:cols w:space="720"/>
-    </w:sectPr>
-  </w:body>
-</w:document>
+<ns0:document xmlns:ns0="http://schemas.openxmlformats.org/wordprocessingml/2006/main" xmlns:ns1="http://schemas.openxmlformats.org/markup-compatibility/2006" xmlns:ns2="http://schemas.microsoft.com/office/word/2010/wordml" xmlns:ns3="http://schemas.openxmlformats.org/officeDocument/2006/relationships" ns1:Ignorable="w14 w15 w16se w16cid w16 w16cex w16sdtdh w16sdtfl w16du wp14">
+  <ns0:body>
+    <ns0:p ns2:paraId="09AED09B" ns2:textId="77777777" ns0:rsidR="00CA19EB" ns0:rsidRPr="00124B74" ns0:rsidRDefault="00000000">
+      <ns0:pPr>
+        <ns0:pStyle ns0:val="Titel"/>
+        <ns0:rPr>
+          <ns0:rFonts ns0:ascii="Arial" ns0:hAnsi="Arial" ns0:cs="Arial"/>
+        </ns0:rPr>
+      </ns0:pPr>
+      <ns0:r ns0:rsidRPr="00124B74">
+        <ns0:rPr>
+          <ns0:rFonts ns0:ascii="Arial" ns0:hAnsi="Arial" ns0:cs="Arial"/>
+        </ns0:rPr>
+        <ns0:t xml:space="preserve"> Title </ns0:t>
+      </ns0:r>
+    </ns0:p>
+    <ns0:p ns2:paraId="12858A9A" ns2:textId="77777777" ns0:rsidR="00CA19EB" ns0:rsidRPr="00124B74" ns0:rsidRDefault="00000000" ns0:rsidP="009E1E15">
+      <ns0:pPr>
+        <ns0:pStyle ns0:val="Formatvorlage1"/>
+        <ns0:rPr>
+          <ns0:rFonts ns0:ascii="Arial" ns0:hAnsi="Arial" ns0:cs="Arial"/>
+        </ns0:rPr>
+      </ns0:pPr>
+      <ns0:r ns0:rsidRPr="00124B74">
+        <ns0:rPr>
+          <ns0:rFonts ns0:ascii="Arial" ns0:hAnsi="Arial" ns0:cs="Arial"/>
+        </ns0:rPr>
+        <ns0:t xml:space="preserve"> Subtitle </ns0:t>
+      </ns0:r>
+    </ns0:p>
+    <ns0:p ns2:paraId="2822E394" ns2:textId="77777777" ns0:rsidR="00CA19EB" ns0:rsidRPr="00124B74" ns0:rsidRDefault="00000000">
+      <ns0:pPr>
+        <ns0:pStyle ns0:val="Author"/>
+        <ns0:rPr>
+          <ns0:rFonts ns0:cs="Arial"/>
+        </ns0:rPr>
+      </ns0:pPr>
+      <ns0:r ns0:rsidRPr="00124B74">
+        <ns0:rPr>
+          <ns0:rFonts ns0:cs="Arial"/>
+        </ns0:rPr>
+        <ns0:t xml:space="preserve"> Author </ns0:t>
+      </ns0:r>
+    </ns0:p>
+    <ns0:p ns2:paraId="5D816FFE" ns2:textId="77777777" ns0:rsidR="00CA19EB" ns0:rsidRPr="00124B74" ns0:rsidRDefault="00000000">
+      <ns0:pPr>
+        <ns0:pStyle ns0:val="Datum"/>
+        <ns0:rPr>
+          <ns0:rFonts ns0:cs="Arial"/>
+        </ns0:rPr>
+      </ns0:pPr>
+      <ns0:r ns0:rsidRPr="00124B74">
+        <ns0:rPr>
+          <ns0:rFonts ns0:cs="Arial"/>
+        </ns0:rPr>
+        <ns0:t xml:space="preserve"> Date </ns0:t>
+      </ns0:r>
+    </ns0:p>
+    <ns0:p ns2:paraId="49B24B33" ns2:textId="77777777" ns0:rsidR="00CA19EB" ns0:rsidRPr="00124B74" ns0:rsidRDefault="00000000">
+      <ns0:pPr>
+        <ns0:pStyle ns0:val="Abstract"/>
+        <ns0:rPr>
+          <ns0:rFonts ns0:ascii="Arial" ns0:hAnsi="Arial" ns0:cs="Arial"/>
+        </ns0:rPr>
+      </ns0:pPr>
+      <ns0:r ns0:rsidRPr="00124B74">
+        <ns0:rPr>
+          <ns0:rFonts ns0:ascii="Arial" ns0:hAnsi="Arial" ns0:cs="Arial"/>
+        </ns0:rPr>
+        <ns0:t xml:space="preserve"> Abstract </ns0:t>
+      </ns0:r>
+    </ns0:p>
+    <ns0:p ns2:paraId="57FBBAE5" ns2:textId="77777777" ns0:rsidR="00CA19EB" ns0:rsidRPr="00124B74" ns0:rsidRDefault="00000000">
+      <ns0:pPr>
+        <ns0:pStyle ns0:val="berschrift1"/>
+        <ns0:rPr>
+          <ns0:rFonts ns0:ascii="Arial" ns0:hAnsi="Arial" ns0:cs="Arial"/>
+        </ns0:rPr>
+      </ns0:pPr>
+      <ns0:bookmarkStart ns0:id="0" ns0:name="heading-1"/>
+      <ns0:r ns0:rsidRPr="00124B74">
+        <ns0:rPr>
+          <ns0:rFonts ns0:ascii="Arial" ns0:hAnsi="Arial" ns0:cs="Arial"/>
+        </ns0:rPr>
+        <ns0:t xml:space="preserve"> Heading 1 </ns0:t>
+      </ns0:r>
+      <ns0:bookmarkEnd ns0:id="0"/>
+    </ns0:p>
+    <ns0:p ns2:paraId="6F3DB516" ns2:textId="77777777" ns0:rsidR="00CA19EB" ns0:rsidRPr="00124B74" ns0:rsidRDefault="00000000">
+      <ns0:pPr>
+        <ns0:pStyle ns0:val="berschrift2"/>
+        <ns0:rPr>
+          <ns0:rFonts ns0:ascii="Arial" ns0:hAnsi="Arial" ns0:cs="Arial"/>
+        </ns0:rPr>
+      </ns0:pPr>
+      <ns0:bookmarkStart ns0:id="1" ns0:name="heading-2"/>
+      <ns0:r ns0:rsidRPr="00124B74">
+        <ns0:rPr>
+          <ns0:rFonts ns0:ascii="Arial" ns0:hAnsi="Arial" ns0:cs="Arial"/>
+        </ns0:rPr>
+        <ns0:t xml:space="preserve"> Heading 2 </ns0:t>
+      </ns0:r>
+      <ns0:bookmarkEnd ns0:id="1"/>
+    </ns0:p>
+    <ns0:p ns2:paraId="2D58FB4A" ns2:textId="77777777" ns0:rsidR="00CA19EB" ns0:rsidRPr="00124B74" ns0:rsidRDefault="00000000">
+      <ns0:pPr>
+        <ns0:pStyle ns0:val="berschrift3"/>
+        <ns0:rPr>
+          <ns0:rFonts ns0:ascii="Arial" ns0:hAnsi="Arial" ns0:cs="Arial"/>
+        </ns0:rPr>
+      </ns0:pPr>
+      <ns0:bookmarkStart ns0:id="2" ns0:name="heading-3"/>
+      <ns0:r ns0:rsidRPr="00124B74">
+        <ns0:rPr>
+          <ns0:rFonts ns0:ascii="Arial" ns0:hAnsi="Arial" ns0:cs="Arial"/>
+        </ns0:rPr>
+        <ns0:t xml:space="preserve"> Heading 3 </ns0:t>
+      </ns0:r>
+      <ns0:bookmarkEnd ns0:id="2"/>
+    </ns0:p>
+    <ns0:p ns2:paraId="49AD07BF" ns2:textId="77777777" ns0:rsidR="00CA19EB" ns0:rsidRPr="00124B74" ns0:rsidRDefault="00000000" ns0:rsidP="004E743F">
+      <ns0:pPr>
+        <ns0:pStyle ns0:val="berschrift4"/>
+        <ns0:rPr>
+          <ns0:rFonts ns0:ascii="Arial" ns0:hAnsi="Arial" ns0:cs="Arial"/>
+        </ns0:rPr>
+      </ns0:pPr>
+      <ns0:bookmarkStart ns0:id="3" ns0:name="heading-4"/>
+      <ns0:r ns0:rsidRPr="00124B74">
+        <ns0:rPr>
+          <ns0:rFonts ns0:ascii="Arial" ns0:hAnsi="Arial" ns0:cs="Arial"/>
+        </ns0:rPr>
+        <ns0:t xml:space="preserve"> Heading 4 </ns0:t>
+      </ns0:r>
+      <ns0:bookmarkEnd ns0:id="3"/>
+    </ns0:p>
+    <ns0:p ns2:paraId="0E0EF744" ns2:textId="77777777" ns0:rsidR="00CA19EB" ns0:rsidRPr="00124B74" ns0:rsidRDefault="00000000">
+      <ns0:pPr>
+        <ns0:pStyle ns0:val="berschrift5"/>
+        <ns0:rPr>
+          <ns0:rFonts ns0:ascii="Arial" ns0:hAnsi="Arial" ns0:cs="Arial"/>
+        </ns0:rPr>
+      </ns0:pPr>
+      <ns0:bookmarkStart ns0:id="4" ns0:name="heading-5"/>
+      <ns0:r ns0:rsidRPr="00124B74">
+        <ns0:rPr>
+          <ns0:rFonts ns0:ascii="Arial" ns0:hAnsi="Arial" ns0:cs="Arial"/>
+        </ns0:rPr>
+        <ns0:t xml:space="preserve"> Heading 5 </ns0:t>
+      </ns0:r>
+      <ns0:bookmarkEnd ns0:id="4"/>
+    </ns0:p>
+    <ns0:p ns2:paraId="6F30AD1D" ns2:textId="77777777" ns0:rsidR="00CA19EB" ns0:rsidRPr="00124B74" ns0:rsidRDefault="00000000">
+      <ns0:pPr>
+        <ns0:pStyle ns0:val="berschrift6"/>
+        <ns0:rPr>
+          <ns0:rFonts ns0:ascii="Arial" ns0:hAnsi="Arial" ns0:cs="Arial"/>
+        </ns0:rPr>
+      </ns0:pPr>
+      <ns0:bookmarkStart ns0:id="5" ns0:name="heading-6"/>
+      <ns0:r ns0:rsidRPr="00124B74">
+        <ns0:rPr>
+          <ns0:rFonts ns0:ascii="Arial" ns0:hAnsi="Arial" ns0:cs="Arial"/>
+        </ns0:rPr>
+        <ns0:t xml:space="preserve"> Heading 6 </ns0:t>
+      </ns0:r>
+      <ns0:bookmarkEnd ns0:id="5"/>
+    </ns0:p>
+    <ns0:p ns2:paraId="396E2154" ns2:textId="77777777" ns0:rsidR="00CA19EB" ns0:rsidRPr="00124B74" ns0:rsidRDefault="00000000" ns0:rsidP="002E3CA6">
+      <ns0:pPr>
+        <ns0:pStyle ns0:val="berschrift7"/>
+      </ns0:pPr>
+      <ns0:bookmarkStart ns0:id="6" ns0:name="heading-7"/>
+      <ns0:r ns0:rsidRPr="00124B74">
+        <ns0:t xml:space="preserve"> Heading 7 </ns0:t>
+      </ns0:r>
+      <ns0:bookmarkEnd ns0:id="6"/>
+    </ns0:p>
+    <ns0:p ns2:paraId="51016DA7" ns2:textId="77777777" ns0:rsidR="00CA19EB" ns0:rsidRPr="00124B74" ns0:rsidRDefault="00000000">
+      <ns0:pPr>
+        <ns0:pStyle ns0:val="berschrift8"/>
+        <ns0:rPr>
+          <ns0:rFonts ns0:ascii="Arial" ns0:hAnsi="Arial" ns0:cs="Arial"/>
+        </ns0:rPr>
+      </ns0:pPr>
+      <ns0:bookmarkStart ns0:id="7" ns0:name="heading-8"/>
+      <ns0:r ns0:rsidRPr="00124B74">
+        <ns0:rPr>
+          <ns0:rFonts ns0:ascii="Arial" ns0:hAnsi="Arial" ns0:cs="Arial"/>
+        </ns0:rPr>
+        <ns0:t xml:space="preserve"> Heading 8 </ns0:t>
+      </ns0:r>
+      <ns0:bookmarkEnd ns0:id="7"/>
+    </ns0:p>
+    <ns0:p ns2:paraId="3ED88D37" ns2:textId="77777777" ns0:rsidR="00CA19EB" ns0:rsidRPr="00124B74" ns0:rsidRDefault="00000000">
+      <ns0:pPr>
+        <ns0:pStyle ns0:val="berschrift9"/>
+        <ns0:rPr>
+          <ns0:rFonts ns0:ascii="Arial" ns0:hAnsi="Arial" ns0:cs="Arial"/>
+        </ns0:rPr>
+      </ns0:pPr>
+      <ns0:bookmarkStart ns0:id="8" ns0:name="heading-9"/>
+      <ns0:r ns0:rsidRPr="00124B74">
+        <ns0:rPr>
+          <ns0:rFonts ns0:ascii="Arial" ns0:hAnsi="Arial" ns0:cs="Arial"/>
+        </ns0:rPr>
+        <ns0:t xml:space="preserve"> Heading 9 </ns0:t>
+      </ns0:r>
+      <ns0:bookmarkEnd ns0:id="8"/>
+    </ns0:p>
+    <ns0:p ns2:paraId="14AE3FE3" ns2:textId="77777777" ns0:rsidR="00CA19EB" ns0:rsidRPr="00124B74" ns0:rsidRDefault="00000000">
+      <ns0:pPr>
+        <ns0:pStyle ns0:val="FirstParagraph"/>
+        <ns0:rPr>
+          <ns0:rFonts ns0:ascii="Arial" ns0:hAnsi="Arial" ns0:cs="Arial"/>
+        </ns0:rPr>
+      </ns0:pPr>
+      <ns0:r ns0:rsidRPr="00124B74">
+        <ns0:rPr>
+          <ns0:rFonts ns0:ascii="Arial" ns0:hAnsi="Arial" ns0:cs="Arial"/>
+        </ns0:rPr>
+        <ns0:t xml:space="preserve"> First Paragraph. </ns0:t>
+      </ns0:r>
+    </ns0:p>
+    <ns0:p ns2:paraId="7BD5B72F" ns2:textId="77777777" ns0:rsidR="00CA19EB" ns0:rsidRPr="00124B74" ns0:rsidRDefault="00000000">
+      <ns0:pPr>
+        <ns0:pStyle ns0:val="Textkrper"/>
+        <ns0:rPr>
+          <ns0:rFonts ns0:ascii="Arial" ns0:hAnsi="Arial" ns0:cs="Arial"/>
+        </ns0:rPr>
+      </ns0:pPr>
+      <ns0:r ns0:rsidRPr="00124B74">
+        <ns0:rPr>
+          <ns0:rFonts ns0:ascii="Arial" ns0:hAnsi="Arial" ns0:cs="Arial"/>
+        </ns0:rPr>
+        <ns0:t xml:space="preserve"> Body Text. Body Text Char.    </ns0:t>
+      </ns0:r>
+      <ns0:r ns0:rsidRPr="00124B74">
+        <ns0:rPr>
+          <ns0:rStyle ns0:val="VerbatimChar"/>
+          <ns0:rFonts ns0:ascii="Arial" ns0:hAnsi="Arial" ns0:cs="Arial"/>
+        </ns0:rPr>
+        <ns0:t xml:space="preserve"> Verbatim Char </ns0:t>
+      </ns0:r>
+      <ns0:r ns0:rsidRPr="00124B74">
+        <ns0:rPr>
+          <ns0:rFonts ns0:ascii="Arial" ns0:hAnsi="Arial" ns0:cs="Arial"/>
+        </ns0:rPr>
+        <ns0:t xml:space="preserve"> .    </ns0:t>
+      </ns0:r>
+      <ns0:hyperlink ns3:id="rId7">
+        <ns0:r ns0:rsidR="00CA19EB" ns0:rsidRPr="00124B74">
+          <ns0:rPr>
+            <ns0:rStyle ns0:val="Hyperlink"/>
+            <ns0:rFonts ns0:ascii="Arial" ns0:hAnsi="Arial" ns0:cs="Arial"/>
+          </ns0:rPr>
+          <ns0:t xml:space="preserve"> Hyperlink </ns0:t>
+        </ns0:r>
+      </ns0:hyperlink>
+      <ns0:r ns0:rsidRPr="00124B74">
+        <ns0:rPr>
+          <ns0:rFonts ns0:ascii="Arial" ns0:hAnsi="Arial" ns0:cs="Arial"/>
+        </ns0:rPr>
+        <ns0:t xml:space="preserve"> .     Footnote. </ns0:t>
+      </ns0:r>
+      <ns0:r ns0:rsidRPr="00124B74">
+        <ns0:rPr>
+          <ns0:rStyle ns0:val="Funotenzeichen"/>
+          <ns0:rFonts ns0:ascii="Arial" ns0:hAnsi="Arial" ns0:cs="Arial"/>
+        </ns0:rPr>
+        <ns0:footnoteReference ns0:id="1"/>
+      </ns0:r>
+    </ns0:p>
+    <ns0:p ns2:paraId="50E19077" ns2:textId="77777777" ns0:rsidR="00CA19EB" ns0:rsidRPr="00124B74" ns0:rsidRDefault="00000000">
+      <ns0:pPr>
+        <ns0:pStyle ns0:val="Blocktext"/>
+        <ns0:rPr>
+          <ns0:rFonts ns0:ascii="Arial" ns0:hAnsi="Arial" ns0:cs="Arial"/>
+        </ns0:rPr>
+      </ns0:pPr>
+      <ns0:r ns0:rsidRPr="00124B74">
+        <ns0:rPr>
+          <ns0:rFonts ns0:ascii="Arial" ns0:hAnsi="Arial" ns0:cs="Arial"/>
+        </ns0:rPr>
+        <ns0:t xml:space="preserve"> Block Text. </ns0:t>
+      </ns0:r>
+    </ns0:p>
+    <ns0:p ns2:paraId="787011F3" ns2:textId="77777777" ns0:rsidR="00CA19EB" ns0:rsidRPr="00124B74" ns0:rsidRDefault="00000000">
+      <ns0:pPr>
+        <ns0:pStyle ns0:val="TableCaption"/>
+        <ns0:rPr>
+          <ns0:rFonts ns0:ascii="Arial" ns0:hAnsi="Arial" ns0:cs="Arial"/>
+        </ns0:rPr>
+      </ns0:pPr>
+      <ns0:r ns0:rsidRPr="00124B74">
+        <ns0:rPr>
+          <ns0:rFonts ns0:ascii="Arial" ns0:hAnsi="Arial" ns0:cs="Arial"/>
+        </ns0:rPr>
+        <ns0:t xml:space="preserve"> Table caption. </ns0:t>
+      </ns0:r>
+    </ns0:p>
+    <ns0:tbl>
+      <ns0:tblPr>
+        <ns0:tblBorders>
+          <ns0:top ns0:val="single" ns0:sz="8" ns0:space="0" ns0:color="000000"/>
+          <ns0:left ns0:val="single" ns0:sz="8" ns0:space="0" ns0:color="000000"/>
+          <ns0:bottom ns0:val="single" ns0:sz="8" ns0:space="0" ns0:color="000000"/>
+          <ns0:right ns0:val="single" ns0:sz="8" ns0:space="0" ns0:color="000000"/>
+          <ns0:insideH ns0:val="single" ns0:sz="8" ns0:space="0" ns0:color="000000"/>
+          <ns0:insideV ns0:val="single" ns0:sz="8" ns0:space="0" ns0:color="000000"/>
+        </ns0:tblBorders>
+        <ns0:tblStyle ns0:val="TableCustom"/>
+        <ns0:tblW ns0:w="5000" ns0:type="pct"/>
+        <ns0:tblLook ns0:val="04A0" ns0:firstRow="1" ns0:lastRow="0" ns0:firstColumn="1" ns0:lastColumn="0" ns0:noHBand="0" ns0:noVBand="1"/>
+        <ns0:tblCaption ns0:val="Table caption."/>
+      </ns0:tblPr>
+      <ns0:tblGrid>
+        <ns0:gridCol ns0:w="4693"/>
+        <ns0:gridCol ns0:w="4693"/>
+      </ns0:tblGrid>
+      <ns0:tr ns0:rsidR="00CA19EB" ns0:rsidRPr="00124B74" ns2:paraId="029DF9DF" ns2:textId="77777777" ns0:rsidTr="00373BC0">
+        <ns0:tc>
+          <ns0:tcPr>
+            <ns0:tcW ns0:w="2500" ns0:type="pct"/>
+          </ns0:tcPr>
+          <ns0:p ns2:paraId="7E6D869E" ns2:textId="77777777" ns0:rsidR="00CA19EB" ns0:rsidRPr="00124B74" ns0:rsidRDefault="00000000">
+            <ns0:pPr>
+              <ns0:pStyle ns0:val="Compact"/>
+              <ns0:rPr>
+                <ns0:rFonts ns0:ascii="Arial" ns0:hAnsi="Arial" ns0:cs="Arial"/>
+              </ns0:rPr>
+            </ns0:pPr>
+            <ns0:r ns0:rsidRPr="00124B74">
+              <ns0:rPr>
+                <ns0:rFonts ns0:ascii="Arial" ns0:hAnsi="Arial" ns0:cs="Arial"/>
+              </ns0:rPr>
+              <ns0:t xml:space="preserve"> Table </ns0:t>
+            </ns0:r>
+          </ns0:p>
+        </ns0:tc>
+        <ns0:tc>
+          <ns0:tcPr>
+            <ns0:tcW ns0:w="2500" ns0:type="pct"/>
+          </ns0:tcPr>
+          <ns0:p ns2:paraId="4AD2589A" ns2:textId="77777777" ns0:rsidR="00CA19EB" ns0:rsidRPr="00124B74" ns0:rsidRDefault="00000000">
+            <ns0:pPr>
+              <ns0:pStyle ns0:val="Compact"/>
+              <ns0:rPr>
+                <ns0:rFonts ns0:ascii="Arial" ns0:hAnsi="Arial" ns0:cs="Arial"/>
+              </ns0:rPr>
+            </ns0:pPr>
+            <ns0:r ns0:rsidRPr="00124B74">
+              <ns0:rPr>
+                <ns0:rFonts ns0:ascii="Arial" ns0:hAnsi="Arial" ns0:cs="Arial"/>
+              </ns0:rPr>
+              <ns0:t xml:space="preserve"> Table </ns0:t>
+            </ns0:r>
+          </ns0:p>
+        </ns0:tc>
+      </ns0:tr>
+      <ns0:tr ns0:rsidR="00CA19EB" ns0:rsidRPr="00124B74" ns2:paraId="0356CDDE" ns2:textId="77777777" ns0:rsidTr="00373BC0">
+        <ns0:tc>
+          <ns0:tcPr>
+            <ns0:tcW ns0:w="2500" ns0:type="pct"/>
+          </ns0:tcPr>
+          <ns0:p ns2:paraId="01877F09" ns2:textId="77777777" ns0:rsidR="00CA19EB" ns0:rsidRPr="00124B74" ns0:rsidRDefault="00000000">
+            <ns0:pPr>
+              <ns0:pStyle ns0:val="Compact"/>
+              <ns0:rPr>
+                <ns0:rFonts ns0:ascii="Arial" ns0:hAnsi="Arial" ns0:cs="Arial"/>
+              </ns0:rPr>
+            </ns0:pPr>
+            <ns0:r ns0:rsidRPr="00124B74">
+              <ns0:rPr>
+                <ns0:rFonts ns0:ascii="Arial" ns0:hAnsi="Arial" ns0:cs="Arial"/>
+              </ns0:rPr>
+              <ns0:t xml:space="preserve"> 1 </ns0:t>
+            </ns0:r>
+          </ns0:p>
+        </ns0:tc>
+        <ns0:tc>
+          <ns0:tcPr>
+            <ns0:tcW ns0:w="2500" ns0:type="pct"/>
+          </ns0:tcPr>
+          <ns0:p ns2:paraId="46213764" ns2:textId="77777777" ns0:rsidR="00CA19EB" ns0:rsidRPr="00124B74" ns0:rsidRDefault="00000000">
+            <ns0:pPr>
+              <ns0:pStyle ns0:val="Compact"/>
+              <ns0:rPr>
+                <ns0:rFonts ns0:ascii="Arial" ns0:hAnsi="Arial" ns0:cs="Arial"/>
+              </ns0:rPr>
+            </ns0:pPr>
+            <ns0:r ns0:rsidRPr="00124B74">
+              <ns0:rPr>
+                <ns0:rFonts ns0:ascii="Arial" ns0:hAnsi="Arial" ns0:cs="Arial"/>
+              </ns0:rPr>
+              <ns0:t xml:space="preserve"> 2 </ns0:t>
+            </ns0:r>
+          </ns0:p>
+        </ns0:tc>
+      </ns0:tr>
+    </ns0:tbl>
+    <ns0:p ns2:paraId="34247C84" ns2:textId="77777777" ns0:rsidR="00CA19EB" ns0:rsidRPr="00124B74" ns0:rsidRDefault="00000000">
+      <ns0:pPr>
+        <ns0:pStyle ns0:val="ImageCaption"/>
+        <ns0:rPr>
+          <ns0:rFonts ns0:ascii="Arial" ns0:hAnsi="Arial" ns0:cs="Arial"/>
+        </ns0:rPr>
+      </ns0:pPr>
+      <ns0:r ns0:rsidRPr="00124B74">
+        <ns0:rPr>
+          <ns0:rFonts ns0:ascii="Arial" ns0:hAnsi="Arial" ns0:cs="Arial"/>
+        </ns0:rPr>
+        <ns0:t xml:space="preserve"> Image Caption </ns0:t>
+      </ns0:r>
+    </ns0:p>
+    <ns0:p ns2:paraId="76C996A3" ns2:textId="77777777" ns0:rsidR="00CA19EB" ns0:rsidRPr="00124B74" ns0:rsidRDefault="00000000">
+      <ns0:pPr>
+        <ns0:pStyle ns0:val="DefinitionTerm"/>
+        <ns0:rPr>
+          <ns0:rFonts ns0:ascii="Arial" ns0:hAnsi="Arial" ns0:cs="Arial"/>
+        </ns0:rPr>
+      </ns0:pPr>
+      <ns0:r ns0:rsidRPr="00124B74">
+        <ns0:rPr>
+          <ns0:rFonts ns0:ascii="Arial" ns0:hAnsi="Arial" ns0:cs="Arial"/>
+        </ns0:rPr>
+        <ns0:t xml:space="preserve"> DefinitionTerm </ns0:t>
+      </ns0:r>
+    </ns0:p>
+    <ns0:p ns2:paraId="2EA4DE62" ns2:textId="77777777" ns0:rsidR="00CA19EB" ns0:rsidRDefault="00000000">
+      <ns0:pPr>
+        <ns0:pStyle ns0:val="Definition"/>
+        <ns0:rPr>
+          <ns0:rFonts ns0:ascii="Arial" ns0:hAnsi="Arial" ns0:cs="Arial"/>
+        </ns0:rPr>
+      </ns0:pPr>
+      <ns0:r ns0:rsidRPr="00124B74">
+        <ns0:rPr>
+          <ns0:rFonts ns0:ascii="Arial" ns0:hAnsi="Arial" ns0:cs="Arial"/>
+        </ns0:rPr>
+        <ns0:t xml:space="preserve"> Definition </ns0:t>
+      </ns0:r>
+    </ns0:p>
+    <ns0:p ns2:paraId="5A628DCA" ns2:textId="0231A9E6" ns0:rsidR="00A35BD8" ns0:rsidRPr="004C763A" ns0:rsidRDefault="00A35BD8" ns0:rsidP="004C763A">
+      <ns0:pPr>
+        <ns0:pStyle ns0:val="highlight"/>
+      </ns0:pPr>
+      <ns0:r ns0:rsidRPr="004C763A">
+        <ns0:rPr>
+          <ns0:highlight ns0:val="lightGray"/>
+        </ns0:rPr>
+        <ns0:t xml:space="preserve">Fazit: </ns0:t>
+      </ns0:r>
+      <ns0:proofErr ns0:type="spellStart"/>
+      <ns0:r ns0:rsidRPr="004C763A">
+        <ns0:rPr>
+          <ns0:highlight ns0:val="lightGray"/>
+        </ns0:rPr>
+        <ns0:t>alles</ns0:t>
+      </ns0:r>
+      <ns0:proofErr ns0:type="spellEnd"/>
+      <ns0:r ns0:rsidRPr="004C763A">
+        <ns0:rPr>
+          <ns0:highlight ns0:val="lightGray"/>
+        </ns0:rPr>
+        <ns0:t xml:space="preserve"> </ns0:t>
+      </ns0:r>
+      <ns0:proofErr ns0:type="spellStart"/>
+      <ns0:r ns0:rsidRPr="004C763A">
+        <ns0:rPr>
+          <ns0:highlight ns0:val="lightGray"/>
+        </ns0:rPr>
+        <ns0:t>wird</ns0:t>
+      </ns0:r>
+      <ns0:proofErr ns0:type="spellEnd"/>
+      <ns0:r ns0:rsidRPr="004C763A">
+        <ns0:rPr>
+          <ns0:highlight ns0:val="lightGray"/>
+        </ns0:rPr>
+        <ns0:t xml:space="preserve"> gut</ns0:t>
+      </ns0:r>
+    </ns0:p>
+    <ns0:sectPr ns0:rsidR="00A35BD8" ns0:rsidRPr="004C763A">
+      <ns0:pgSz ns0:w="12240" ns0:h="15840"/>
+      <ns0:pgMar ns0:top="1417" ns0:right="1417" ns0:bottom="1134" ns0:left="1417" ns0:header="720" ns0:footer="720" ns0:gutter="0"/>
+      <ns0:cols ns0:space="720"/>
+    </ns0:sectPr>
+  </ns0:body>
+</ns0:document>
 </file>
 
 <file path=word/endnotes.xml><?xml version="1.0" encoding="utf-8"?>

--- a/themes/style-reference.docx
+++ b/themes/style-reference.docx
@@ -1,494 +1,486 @@
 
 <file path=word/document.xml><?xml version="1.0" encoding="utf-8"?>
-<ns0:document xmlns:ns0="http://schemas.openxmlformats.org/wordprocessingml/2006/main" xmlns:ns1="http://schemas.openxmlformats.org/markup-compatibility/2006" xmlns:ns2="http://schemas.microsoft.com/office/word/2010/wordml" xmlns:ns3="http://schemas.openxmlformats.org/officeDocument/2006/relationships" ns1:Ignorable="w14 w15 w16se w16cid w16 w16cex w16sdtdh w16sdtfl w16du wp14">
-  <ns0:body>
-    <ns0:p ns2:paraId="09AED09B" ns2:textId="77777777" ns0:rsidR="00CA19EB" ns0:rsidRPr="00124B74" ns0:rsidRDefault="00000000">
-      <ns0:pPr>
-        <ns0:pStyle ns0:val="Titel"/>
-        <ns0:rPr>
-          <ns0:rFonts ns0:ascii="Arial" ns0:hAnsi="Arial" ns0:cs="Arial"/>
-        </ns0:rPr>
-      </ns0:pPr>
-      <ns0:r ns0:rsidRPr="00124B74">
-        <ns0:rPr>
-          <ns0:rFonts ns0:ascii="Arial" ns0:hAnsi="Arial" ns0:cs="Arial"/>
-        </ns0:rPr>
-        <ns0:t xml:space="preserve"> Title </ns0:t>
-      </ns0:r>
-    </ns0:p>
-    <ns0:p ns2:paraId="12858A9A" ns2:textId="77777777" ns0:rsidR="00CA19EB" ns0:rsidRPr="00124B74" ns0:rsidRDefault="00000000" ns0:rsidP="009E1E15">
-      <ns0:pPr>
-        <ns0:pStyle ns0:val="Formatvorlage1"/>
-        <ns0:rPr>
-          <ns0:rFonts ns0:ascii="Arial" ns0:hAnsi="Arial" ns0:cs="Arial"/>
-        </ns0:rPr>
-      </ns0:pPr>
-      <ns0:r ns0:rsidRPr="00124B74">
-        <ns0:rPr>
-          <ns0:rFonts ns0:ascii="Arial" ns0:hAnsi="Arial" ns0:cs="Arial"/>
-        </ns0:rPr>
-        <ns0:t xml:space="preserve"> Subtitle </ns0:t>
-      </ns0:r>
-    </ns0:p>
-    <ns0:p ns2:paraId="2822E394" ns2:textId="77777777" ns0:rsidR="00CA19EB" ns0:rsidRPr="00124B74" ns0:rsidRDefault="00000000">
-      <ns0:pPr>
-        <ns0:pStyle ns0:val="Author"/>
-        <ns0:rPr>
-          <ns0:rFonts ns0:cs="Arial"/>
-        </ns0:rPr>
-      </ns0:pPr>
-      <ns0:r ns0:rsidRPr="00124B74">
-        <ns0:rPr>
-          <ns0:rFonts ns0:cs="Arial"/>
-        </ns0:rPr>
-        <ns0:t xml:space="preserve"> Author </ns0:t>
-      </ns0:r>
-    </ns0:p>
-    <ns0:p ns2:paraId="5D816FFE" ns2:textId="77777777" ns0:rsidR="00CA19EB" ns0:rsidRPr="00124B74" ns0:rsidRDefault="00000000">
-      <ns0:pPr>
-        <ns0:pStyle ns0:val="Datum"/>
-        <ns0:rPr>
-          <ns0:rFonts ns0:cs="Arial"/>
-        </ns0:rPr>
-      </ns0:pPr>
-      <ns0:r ns0:rsidRPr="00124B74">
-        <ns0:rPr>
-          <ns0:rFonts ns0:cs="Arial"/>
-        </ns0:rPr>
-        <ns0:t xml:space="preserve"> Date </ns0:t>
-      </ns0:r>
-    </ns0:p>
-    <ns0:p ns2:paraId="49B24B33" ns2:textId="77777777" ns0:rsidR="00CA19EB" ns0:rsidRPr="00124B74" ns0:rsidRDefault="00000000">
-      <ns0:pPr>
-        <ns0:pStyle ns0:val="Abstract"/>
-        <ns0:rPr>
-          <ns0:rFonts ns0:ascii="Arial" ns0:hAnsi="Arial" ns0:cs="Arial"/>
-        </ns0:rPr>
-      </ns0:pPr>
-      <ns0:r ns0:rsidRPr="00124B74">
-        <ns0:rPr>
-          <ns0:rFonts ns0:ascii="Arial" ns0:hAnsi="Arial" ns0:cs="Arial"/>
-        </ns0:rPr>
-        <ns0:t xml:space="preserve"> Abstract </ns0:t>
-      </ns0:r>
-    </ns0:p>
-    <ns0:p ns2:paraId="57FBBAE5" ns2:textId="77777777" ns0:rsidR="00CA19EB" ns0:rsidRPr="00124B74" ns0:rsidRDefault="00000000">
-      <ns0:pPr>
-        <ns0:pStyle ns0:val="berschrift1"/>
-        <ns0:rPr>
-          <ns0:rFonts ns0:ascii="Arial" ns0:hAnsi="Arial" ns0:cs="Arial"/>
-        </ns0:rPr>
-      </ns0:pPr>
-      <ns0:bookmarkStart ns0:id="0" ns0:name="heading-1"/>
-      <ns0:r ns0:rsidRPr="00124B74">
-        <ns0:rPr>
-          <ns0:rFonts ns0:ascii="Arial" ns0:hAnsi="Arial" ns0:cs="Arial"/>
-        </ns0:rPr>
-        <ns0:t xml:space="preserve"> Heading 1 </ns0:t>
-      </ns0:r>
-      <ns0:bookmarkEnd ns0:id="0"/>
-    </ns0:p>
-    <ns0:p ns2:paraId="6F3DB516" ns2:textId="77777777" ns0:rsidR="00CA19EB" ns0:rsidRPr="00124B74" ns0:rsidRDefault="00000000">
-      <ns0:pPr>
-        <ns0:pStyle ns0:val="berschrift2"/>
-        <ns0:rPr>
-          <ns0:rFonts ns0:ascii="Arial" ns0:hAnsi="Arial" ns0:cs="Arial"/>
-        </ns0:rPr>
-      </ns0:pPr>
-      <ns0:bookmarkStart ns0:id="1" ns0:name="heading-2"/>
-      <ns0:r ns0:rsidRPr="00124B74">
-        <ns0:rPr>
-          <ns0:rFonts ns0:ascii="Arial" ns0:hAnsi="Arial" ns0:cs="Arial"/>
-        </ns0:rPr>
-        <ns0:t xml:space="preserve"> Heading 2 </ns0:t>
-      </ns0:r>
-      <ns0:bookmarkEnd ns0:id="1"/>
-    </ns0:p>
-    <ns0:p ns2:paraId="2D58FB4A" ns2:textId="77777777" ns0:rsidR="00CA19EB" ns0:rsidRPr="00124B74" ns0:rsidRDefault="00000000">
-      <ns0:pPr>
-        <ns0:pStyle ns0:val="berschrift3"/>
-        <ns0:rPr>
-          <ns0:rFonts ns0:ascii="Arial" ns0:hAnsi="Arial" ns0:cs="Arial"/>
-        </ns0:rPr>
-      </ns0:pPr>
-      <ns0:bookmarkStart ns0:id="2" ns0:name="heading-3"/>
-      <ns0:r ns0:rsidRPr="00124B74">
-        <ns0:rPr>
-          <ns0:rFonts ns0:ascii="Arial" ns0:hAnsi="Arial" ns0:cs="Arial"/>
-        </ns0:rPr>
-        <ns0:t xml:space="preserve"> Heading 3 </ns0:t>
-      </ns0:r>
-      <ns0:bookmarkEnd ns0:id="2"/>
-    </ns0:p>
-    <ns0:p ns2:paraId="49AD07BF" ns2:textId="77777777" ns0:rsidR="00CA19EB" ns0:rsidRPr="00124B74" ns0:rsidRDefault="00000000" ns0:rsidP="004E743F">
-      <ns0:pPr>
-        <ns0:pStyle ns0:val="berschrift4"/>
-        <ns0:rPr>
-          <ns0:rFonts ns0:ascii="Arial" ns0:hAnsi="Arial" ns0:cs="Arial"/>
-        </ns0:rPr>
-      </ns0:pPr>
-      <ns0:bookmarkStart ns0:id="3" ns0:name="heading-4"/>
-      <ns0:r ns0:rsidRPr="00124B74">
-        <ns0:rPr>
-          <ns0:rFonts ns0:ascii="Arial" ns0:hAnsi="Arial" ns0:cs="Arial"/>
-        </ns0:rPr>
-        <ns0:t xml:space="preserve"> Heading 4 </ns0:t>
-      </ns0:r>
-      <ns0:bookmarkEnd ns0:id="3"/>
-    </ns0:p>
-    <ns0:p ns2:paraId="0E0EF744" ns2:textId="77777777" ns0:rsidR="00CA19EB" ns0:rsidRPr="00124B74" ns0:rsidRDefault="00000000">
-      <ns0:pPr>
-        <ns0:pStyle ns0:val="berschrift5"/>
-        <ns0:rPr>
-          <ns0:rFonts ns0:ascii="Arial" ns0:hAnsi="Arial" ns0:cs="Arial"/>
-        </ns0:rPr>
-      </ns0:pPr>
-      <ns0:bookmarkStart ns0:id="4" ns0:name="heading-5"/>
-      <ns0:r ns0:rsidRPr="00124B74">
-        <ns0:rPr>
-          <ns0:rFonts ns0:ascii="Arial" ns0:hAnsi="Arial" ns0:cs="Arial"/>
-        </ns0:rPr>
-        <ns0:t xml:space="preserve"> Heading 5 </ns0:t>
-      </ns0:r>
-      <ns0:bookmarkEnd ns0:id="4"/>
-    </ns0:p>
-    <ns0:p ns2:paraId="6F30AD1D" ns2:textId="77777777" ns0:rsidR="00CA19EB" ns0:rsidRPr="00124B74" ns0:rsidRDefault="00000000">
-      <ns0:pPr>
-        <ns0:pStyle ns0:val="berschrift6"/>
-        <ns0:rPr>
-          <ns0:rFonts ns0:ascii="Arial" ns0:hAnsi="Arial" ns0:cs="Arial"/>
-        </ns0:rPr>
-      </ns0:pPr>
-      <ns0:bookmarkStart ns0:id="5" ns0:name="heading-6"/>
-      <ns0:r ns0:rsidRPr="00124B74">
-        <ns0:rPr>
-          <ns0:rFonts ns0:ascii="Arial" ns0:hAnsi="Arial" ns0:cs="Arial"/>
-        </ns0:rPr>
-        <ns0:t xml:space="preserve"> Heading 6 </ns0:t>
-      </ns0:r>
-      <ns0:bookmarkEnd ns0:id="5"/>
-    </ns0:p>
-    <ns0:p ns2:paraId="396E2154" ns2:textId="77777777" ns0:rsidR="00CA19EB" ns0:rsidRPr="00124B74" ns0:rsidRDefault="00000000" ns0:rsidP="002E3CA6">
-      <ns0:pPr>
-        <ns0:pStyle ns0:val="berschrift7"/>
-      </ns0:pPr>
-      <ns0:bookmarkStart ns0:id="6" ns0:name="heading-7"/>
-      <ns0:r ns0:rsidRPr="00124B74">
-        <ns0:t xml:space="preserve"> Heading 7 </ns0:t>
-      </ns0:r>
-      <ns0:bookmarkEnd ns0:id="6"/>
-    </ns0:p>
-    <ns0:p ns2:paraId="51016DA7" ns2:textId="77777777" ns0:rsidR="00CA19EB" ns0:rsidRPr="00124B74" ns0:rsidRDefault="00000000">
-      <ns0:pPr>
-        <ns0:pStyle ns0:val="berschrift8"/>
-        <ns0:rPr>
-          <ns0:rFonts ns0:ascii="Arial" ns0:hAnsi="Arial" ns0:cs="Arial"/>
-        </ns0:rPr>
-      </ns0:pPr>
-      <ns0:bookmarkStart ns0:id="7" ns0:name="heading-8"/>
-      <ns0:r ns0:rsidRPr="00124B74">
-        <ns0:rPr>
-          <ns0:rFonts ns0:ascii="Arial" ns0:hAnsi="Arial" ns0:cs="Arial"/>
-        </ns0:rPr>
-        <ns0:t xml:space="preserve"> Heading 8 </ns0:t>
-      </ns0:r>
-      <ns0:bookmarkEnd ns0:id="7"/>
-    </ns0:p>
-    <ns0:p ns2:paraId="3ED88D37" ns2:textId="77777777" ns0:rsidR="00CA19EB" ns0:rsidRPr="00124B74" ns0:rsidRDefault="00000000">
-      <ns0:pPr>
-        <ns0:pStyle ns0:val="berschrift9"/>
-        <ns0:rPr>
-          <ns0:rFonts ns0:ascii="Arial" ns0:hAnsi="Arial" ns0:cs="Arial"/>
-        </ns0:rPr>
-      </ns0:pPr>
-      <ns0:bookmarkStart ns0:id="8" ns0:name="heading-9"/>
-      <ns0:r ns0:rsidRPr="00124B74">
-        <ns0:rPr>
-          <ns0:rFonts ns0:ascii="Arial" ns0:hAnsi="Arial" ns0:cs="Arial"/>
-        </ns0:rPr>
-        <ns0:t xml:space="preserve"> Heading 9 </ns0:t>
-      </ns0:r>
-      <ns0:bookmarkEnd ns0:id="8"/>
-    </ns0:p>
-    <ns0:p ns2:paraId="14AE3FE3" ns2:textId="77777777" ns0:rsidR="00CA19EB" ns0:rsidRPr="00124B74" ns0:rsidRDefault="00000000">
-      <ns0:pPr>
-        <ns0:pStyle ns0:val="FirstParagraph"/>
-        <ns0:rPr>
-          <ns0:rFonts ns0:ascii="Arial" ns0:hAnsi="Arial" ns0:cs="Arial"/>
-        </ns0:rPr>
-      </ns0:pPr>
-      <ns0:r ns0:rsidRPr="00124B74">
-        <ns0:rPr>
-          <ns0:rFonts ns0:ascii="Arial" ns0:hAnsi="Arial" ns0:cs="Arial"/>
-        </ns0:rPr>
-        <ns0:t xml:space="preserve"> First Paragraph. </ns0:t>
-      </ns0:r>
-    </ns0:p>
-    <ns0:p ns2:paraId="7BD5B72F" ns2:textId="77777777" ns0:rsidR="00CA19EB" ns0:rsidRPr="00124B74" ns0:rsidRDefault="00000000">
-      <ns0:pPr>
-        <ns0:pStyle ns0:val="Textkrper"/>
-        <ns0:rPr>
-          <ns0:rFonts ns0:ascii="Arial" ns0:hAnsi="Arial" ns0:cs="Arial"/>
-        </ns0:rPr>
-      </ns0:pPr>
-      <ns0:r ns0:rsidRPr="00124B74">
-        <ns0:rPr>
-          <ns0:rFonts ns0:ascii="Arial" ns0:hAnsi="Arial" ns0:cs="Arial"/>
-        </ns0:rPr>
-        <ns0:t xml:space="preserve"> Body Text. Body Text Char.    </ns0:t>
-      </ns0:r>
-      <ns0:r ns0:rsidRPr="00124B74">
-        <ns0:rPr>
-          <ns0:rStyle ns0:val="VerbatimChar"/>
-          <ns0:rFonts ns0:ascii="Arial" ns0:hAnsi="Arial" ns0:cs="Arial"/>
-        </ns0:rPr>
-        <ns0:t xml:space="preserve"> Verbatim Char </ns0:t>
-      </ns0:r>
-      <ns0:r ns0:rsidRPr="00124B74">
-        <ns0:rPr>
-          <ns0:rFonts ns0:ascii="Arial" ns0:hAnsi="Arial" ns0:cs="Arial"/>
-        </ns0:rPr>
-        <ns0:t xml:space="preserve"> .    </ns0:t>
-      </ns0:r>
-      <ns0:hyperlink ns3:id="rId7">
-        <ns0:r ns0:rsidR="00CA19EB" ns0:rsidRPr="00124B74">
-          <ns0:rPr>
-            <ns0:rStyle ns0:val="Hyperlink"/>
-            <ns0:rFonts ns0:ascii="Arial" ns0:hAnsi="Arial" ns0:cs="Arial"/>
-          </ns0:rPr>
-          <ns0:t xml:space="preserve"> Hyperlink </ns0:t>
-        </ns0:r>
-      </ns0:hyperlink>
-      <ns0:r ns0:rsidRPr="00124B74">
-        <ns0:rPr>
-          <ns0:rFonts ns0:ascii="Arial" ns0:hAnsi="Arial" ns0:cs="Arial"/>
-        </ns0:rPr>
-        <ns0:t xml:space="preserve"> .     Footnote. </ns0:t>
-      </ns0:r>
-      <ns0:r ns0:rsidRPr="00124B74">
-        <ns0:rPr>
-          <ns0:rStyle ns0:val="Funotenzeichen"/>
-          <ns0:rFonts ns0:ascii="Arial" ns0:hAnsi="Arial" ns0:cs="Arial"/>
-        </ns0:rPr>
-        <ns0:footnoteReference ns0:id="1"/>
-      </ns0:r>
-    </ns0:p>
-    <ns0:p ns2:paraId="50E19077" ns2:textId="77777777" ns0:rsidR="00CA19EB" ns0:rsidRPr="00124B74" ns0:rsidRDefault="00000000">
-      <ns0:pPr>
-        <ns0:pStyle ns0:val="Blocktext"/>
-        <ns0:rPr>
-          <ns0:rFonts ns0:ascii="Arial" ns0:hAnsi="Arial" ns0:cs="Arial"/>
-        </ns0:rPr>
-      </ns0:pPr>
-      <ns0:r ns0:rsidRPr="00124B74">
-        <ns0:rPr>
-          <ns0:rFonts ns0:ascii="Arial" ns0:hAnsi="Arial" ns0:cs="Arial"/>
-        </ns0:rPr>
-        <ns0:t xml:space="preserve"> Block Text. </ns0:t>
-      </ns0:r>
-    </ns0:p>
-    <ns0:p ns2:paraId="787011F3" ns2:textId="77777777" ns0:rsidR="00CA19EB" ns0:rsidRPr="00124B74" ns0:rsidRDefault="00000000">
-      <ns0:pPr>
-        <ns0:pStyle ns0:val="TableCaption"/>
-        <ns0:rPr>
-          <ns0:rFonts ns0:ascii="Arial" ns0:hAnsi="Arial" ns0:cs="Arial"/>
-        </ns0:rPr>
-      </ns0:pPr>
-      <ns0:r ns0:rsidRPr="00124B74">
-        <ns0:rPr>
-          <ns0:rFonts ns0:ascii="Arial" ns0:hAnsi="Arial" ns0:cs="Arial"/>
-        </ns0:rPr>
-        <ns0:t xml:space="preserve"> Table caption. </ns0:t>
-      </ns0:r>
-    </ns0:p>
-    <ns0:tbl>
-      <ns0:tblPr>
-        <ns0:tblBorders>
-          <ns0:top ns0:val="single" ns0:sz="8" ns0:space="0" ns0:color="000000"/>
-          <ns0:left ns0:val="single" ns0:sz="8" ns0:space="0" ns0:color="000000"/>
-          <ns0:bottom ns0:val="single" ns0:sz="8" ns0:space="0" ns0:color="000000"/>
-          <ns0:right ns0:val="single" ns0:sz="8" ns0:space="0" ns0:color="000000"/>
-          <ns0:insideH ns0:val="single" ns0:sz="8" ns0:space="0" ns0:color="000000"/>
-          <ns0:insideV ns0:val="single" ns0:sz="8" ns0:space="0" ns0:color="000000"/>
-        </ns0:tblBorders>
-        <ns0:tblStyle ns0:val="TableCustom"/>
-        <ns0:tblW ns0:w="5000" ns0:type="pct"/>
-        <ns0:tblLook ns0:val="04A0" ns0:firstRow="1" ns0:lastRow="0" ns0:firstColumn="1" ns0:lastColumn="0" ns0:noHBand="0" ns0:noVBand="1"/>
-        <ns0:tblCaption ns0:val="Table caption."/>
-      </ns0:tblPr>
-      <ns0:tblGrid>
-        <ns0:gridCol ns0:w="4693"/>
-        <ns0:gridCol ns0:w="4693"/>
-      </ns0:tblGrid>
-      <ns0:tr ns0:rsidR="00CA19EB" ns0:rsidRPr="00124B74" ns2:paraId="029DF9DF" ns2:textId="77777777" ns0:rsidTr="00373BC0">
-        <ns0:tc>
-          <ns0:tcPr>
-            <ns0:tcW ns0:w="2500" ns0:type="pct"/>
-          </ns0:tcPr>
-          <ns0:p ns2:paraId="7E6D869E" ns2:textId="77777777" ns0:rsidR="00CA19EB" ns0:rsidRPr="00124B74" ns0:rsidRDefault="00000000">
-            <ns0:pPr>
-              <ns0:pStyle ns0:val="Compact"/>
-              <ns0:rPr>
-                <ns0:rFonts ns0:ascii="Arial" ns0:hAnsi="Arial" ns0:cs="Arial"/>
-              </ns0:rPr>
-            </ns0:pPr>
-            <ns0:r ns0:rsidRPr="00124B74">
-              <ns0:rPr>
-                <ns0:rFonts ns0:ascii="Arial" ns0:hAnsi="Arial" ns0:cs="Arial"/>
-              </ns0:rPr>
-              <ns0:t xml:space="preserve"> Table </ns0:t>
-            </ns0:r>
-          </ns0:p>
-        </ns0:tc>
-        <ns0:tc>
-          <ns0:tcPr>
-            <ns0:tcW ns0:w="2500" ns0:type="pct"/>
-          </ns0:tcPr>
-          <ns0:p ns2:paraId="4AD2589A" ns2:textId="77777777" ns0:rsidR="00CA19EB" ns0:rsidRPr="00124B74" ns0:rsidRDefault="00000000">
-            <ns0:pPr>
-              <ns0:pStyle ns0:val="Compact"/>
-              <ns0:rPr>
-                <ns0:rFonts ns0:ascii="Arial" ns0:hAnsi="Arial" ns0:cs="Arial"/>
-              </ns0:rPr>
-            </ns0:pPr>
-            <ns0:r ns0:rsidRPr="00124B74">
-              <ns0:rPr>
-                <ns0:rFonts ns0:ascii="Arial" ns0:hAnsi="Arial" ns0:cs="Arial"/>
-              </ns0:rPr>
-              <ns0:t xml:space="preserve"> Table </ns0:t>
-            </ns0:r>
-          </ns0:p>
-        </ns0:tc>
-      </ns0:tr>
-      <ns0:tr ns0:rsidR="00CA19EB" ns0:rsidRPr="00124B74" ns2:paraId="0356CDDE" ns2:textId="77777777" ns0:rsidTr="00373BC0">
-        <ns0:tc>
-          <ns0:tcPr>
-            <ns0:tcW ns0:w="2500" ns0:type="pct"/>
-          </ns0:tcPr>
-          <ns0:p ns2:paraId="01877F09" ns2:textId="77777777" ns0:rsidR="00CA19EB" ns0:rsidRPr="00124B74" ns0:rsidRDefault="00000000">
-            <ns0:pPr>
-              <ns0:pStyle ns0:val="Compact"/>
-              <ns0:rPr>
-                <ns0:rFonts ns0:ascii="Arial" ns0:hAnsi="Arial" ns0:cs="Arial"/>
-              </ns0:rPr>
-            </ns0:pPr>
-            <ns0:r ns0:rsidRPr="00124B74">
-              <ns0:rPr>
-                <ns0:rFonts ns0:ascii="Arial" ns0:hAnsi="Arial" ns0:cs="Arial"/>
-              </ns0:rPr>
-              <ns0:t xml:space="preserve"> 1 </ns0:t>
-            </ns0:r>
-          </ns0:p>
-        </ns0:tc>
-        <ns0:tc>
-          <ns0:tcPr>
-            <ns0:tcW ns0:w="2500" ns0:type="pct"/>
-          </ns0:tcPr>
-          <ns0:p ns2:paraId="46213764" ns2:textId="77777777" ns0:rsidR="00CA19EB" ns0:rsidRPr="00124B74" ns0:rsidRDefault="00000000">
-            <ns0:pPr>
-              <ns0:pStyle ns0:val="Compact"/>
-              <ns0:rPr>
-                <ns0:rFonts ns0:ascii="Arial" ns0:hAnsi="Arial" ns0:cs="Arial"/>
-              </ns0:rPr>
-            </ns0:pPr>
-            <ns0:r ns0:rsidRPr="00124B74">
-              <ns0:rPr>
-                <ns0:rFonts ns0:ascii="Arial" ns0:hAnsi="Arial" ns0:cs="Arial"/>
-              </ns0:rPr>
-              <ns0:t xml:space="preserve"> 2 </ns0:t>
-            </ns0:r>
-          </ns0:p>
-        </ns0:tc>
-      </ns0:tr>
-    </ns0:tbl>
-    <ns0:p ns2:paraId="34247C84" ns2:textId="77777777" ns0:rsidR="00CA19EB" ns0:rsidRPr="00124B74" ns0:rsidRDefault="00000000">
-      <ns0:pPr>
-        <ns0:pStyle ns0:val="ImageCaption"/>
-        <ns0:rPr>
-          <ns0:rFonts ns0:ascii="Arial" ns0:hAnsi="Arial" ns0:cs="Arial"/>
-        </ns0:rPr>
-      </ns0:pPr>
-      <ns0:r ns0:rsidRPr="00124B74">
-        <ns0:rPr>
-          <ns0:rFonts ns0:ascii="Arial" ns0:hAnsi="Arial" ns0:cs="Arial"/>
-        </ns0:rPr>
-        <ns0:t xml:space="preserve"> Image Caption </ns0:t>
-      </ns0:r>
-    </ns0:p>
-    <ns0:p ns2:paraId="76C996A3" ns2:textId="77777777" ns0:rsidR="00CA19EB" ns0:rsidRPr="00124B74" ns0:rsidRDefault="00000000">
-      <ns0:pPr>
-        <ns0:pStyle ns0:val="DefinitionTerm"/>
-        <ns0:rPr>
-          <ns0:rFonts ns0:ascii="Arial" ns0:hAnsi="Arial" ns0:cs="Arial"/>
-        </ns0:rPr>
-      </ns0:pPr>
-      <ns0:r ns0:rsidRPr="00124B74">
-        <ns0:rPr>
-          <ns0:rFonts ns0:ascii="Arial" ns0:hAnsi="Arial" ns0:cs="Arial"/>
-        </ns0:rPr>
-        <ns0:t xml:space="preserve"> DefinitionTerm </ns0:t>
-      </ns0:r>
-    </ns0:p>
-    <ns0:p ns2:paraId="2EA4DE62" ns2:textId="77777777" ns0:rsidR="00CA19EB" ns0:rsidRDefault="00000000">
-      <ns0:pPr>
-        <ns0:pStyle ns0:val="Definition"/>
-        <ns0:rPr>
-          <ns0:rFonts ns0:ascii="Arial" ns0:hAnsi="Arial" ns0:cs="Arial"/>
-        </ns0:rPr>
-      </ns0:pPr>
-      <ns0:r ns0:rsidRPr="00124B74">
-        <ns0:rPr>
-          <ns0:rFonts ns0:ascii="Arial" ns0:hAnsi="Arial" ns0:cs="Arial"/>
-        </ns0:rPr>
-        <ns0:t xml:space="preserve"> Definition </ns0:t>
-      </ns0:r>
-    </ns0:p>
-    <ns0:p ns2:paraId="5A628DCA" ns2:textId="0231A9E6" ns0:rsidR="00A35BD8" ns0:rsidRPr="004C763A" ns0:rsidRDefault="00A35BD8" ns0:rsidP="004C763A">
-      <ns0:pPr>
-        <ns0:pStyle ns0:val="highlight"/>
-      </ns0:pPr>
-      <ns0:r ns0:rsidRPr="004C763A">
-        <ns0:rPr>
-          <ns0:highlight ns0:val="lightGray"/>
-        </ns0:rPr>
-        <ns0:t xml:space="preserve">Fazit: </ns0:t>
-      </ns0:r>
-      <ns0:proofErr ns0:type="spellStart"/>
-      <ns0:r ns0:rsidRPr="004C763A">
-        <ns0:rPr>
-          <ns0:highlight ns0:val="lightGray"/>
-        </ns0:rPr>
-        <ns0:t>alles</ns0:t>
-      </ns0:r>
-      <ns0:proofErr ns0:type="spellEnd"/>
-      <ns0:r ns0:rsidRPr="004C763A">
-        <ns0:rPr>
-          <ns0:highlight ns0:val="lightGray"/>
-        </ns0:rPr>
-        <ns0:t xml:space="preserve"> </ns0:t>
-      </ns0:r>
-      <ns0:proofErr ns0:type="spellStart"/>
-      <ns0:r ns0:rsidRPr="004C763A">
-        <ns0:rPr>
-          <ns0:highlight ns0:val="lightGray"/>
-        </ns0:rPr>
-        <ns0:t>wird</ns0:t>
-      </ns0:r>
-      <ns0:proofErr ns0:type="spellEnd"/>
-      <ns0:r ns0:rsidRPr="004C763A">
-        <ns0:rPr>
-          <ns0:highlight ns0:val="lightGray"/>
-        </ns0:rPr>
-        <ns0:t xml:space="preserve"> gut</ns0:t>
-      </ns0:r>
-    </ns0:p>
-    <ns0:sectPr ns0:rsidR="00A35BD8" ns0:rsidRPr="004C763A">
-      <ns0:pgSz ns0:w="12240" ns0:h="15840"/>
-      <ns0:pgMar ns0:top="1417" ns0:right="1417" ns0:bottom="1134" ns0:left="1417" ns0:header="720" ns0:footer="720" ns0:gutter="0"/>
-      <ns0:cols ns0:space="720"/>
-    </ns0:sectPr>
-  </ns0:body>
-</ns0:document>
+<w:document xmlns:wpc="http://schemas.microsoft.com/office/word/2010/wordprocessingCanvas" xmlns:cx="http://schemas.microsoft.com/office/drawing/2014/chartex" xmlns:cx1="http://schemas.microsoft.com/office/drawing/2015/9/8/chartex" xmlns:cx2="http://schemas.microsoft.com/office/drawing/2015/10/21/chartex" xmlns:cx3="http://schemas.microsoft.com/office/drawing/2016/5/9/chartex" xmlns:cx4="http://schemas.microsoft.com/office/drawing/2016/5/10/chartex" xmlns:cx5="http://schemas.microsoft.com/office/drawing/2016/5/11/chartex" xmlns:cx6="http://schemas.microsoft.com/office/drawing/2016/5/12/chartex" xmlns:cx7="http://schemas.microsoft.com/office/drawing/2016/5/13/chartex" xmlns:cx8="http://schemas.microsoft.com/office/drawing/2016/5/14/chartex" xmlns:mc="http://schemas.openxmlformats.org/markup-compatibility/2006" xmlns:aink="http://schemas.microsoft.com/office/drawing/2016/ink" xmlns:am3d="http://schemas.microsoft.com/office/drawing/2017/model3d" xmlns:o="urn:schemas-microsoft-com:office:office" xmlns:oel="http://schemas.microsoft.com/office/2019/extlst" xmlns:r="http://schemas.openxmlformats.org/officeDocument/2006/relationships" xmlns:m="http://schemas.openxmlformats.org/officeDocument/2006/math" xmlns:v="urn:schemas-microsoft-com:vml" xmlns:wp14="http://schemas.microsoft.com/office/word/2010/wordprocessingDrawing" xmlns:wp="http://schemas.openxmlformats.org/drawingml/2006/wordprocessingDrawing" xmlns:w10="urn:schemas-microsoft-com:office:word" xmlns:w="http://schemas.openxmlformats.org/wordprocessingml/2006/main" xmlns:w14="http://schemas.microsoft.com/office/word/2010/wordml" xmlns:w15="http://schemas.microsoft.com/office/word/2012/wordml" xmlns:w16cex="http://schemas.microsoft.com/office/word/2018/wordml/cex" xmlns:w16cid="http://schemas.microsoft.com/office/word/2016/wordml/cid" xmlns:w16="http://schemas.microsoft.com/office/word/2018/wordml" xmlns:w16du="http://schemas.microsoft.com/office/word/2023/wordml/word16du" xmlns:w16sdtdh="http://schemas.microsoft.com/office/word/2020/wordml/sdtdatahash" xmlns:w16sdtfl="http://schemas.microsoft.com/office/word/2024/wordml/sdtformatlock" xmlns:w16se="http://schemas.microsoft.com/office/word/2015/wordml/symex" xmlns:wpg="http://schemas.microsoft.com/office/word/2010/wordprocessingGroup" xmlns:wpi="http://schemas.microsoft.com/office/word/2010/wordprocessingInk" xmlns:wne="http://schemas.microsoft.com/office/word/2006/wordml" xmlns:wps="http://schemas.microsoft.com/office/word/2010/wordprocessingShape" mc:Ignorable="w14 w15 w16se w16cid w16 w16cex w16sdtdh w16sdtfl w16du wp14">
+  <w:body>
+    <w:p>
+      <w:pPr>
+        <w:pStyle w:val="Titel"/>
+        <w:rPr>
+          <w:rFonts w:ascii="Arial" w:hAnsi="Arial" w:cs="Arial"/>
+        </w:rPr>
+      </w:pPr>
+      <w:r>
+        <w:rPr>
+          <w:rFonts w:ascii="Arial" w:hAnsi="Arial" w:cs="Arial"/>
+        </w:rPr>
+        <w:t xml:space="preserve"> Title </w:t>
+      </w:r>
+    </w:p>
+    <w:p>
+      <w:pPr>
+        <w:pStyle w:val="Formatvorlage1"/>
+        <w:rPr>
+          <w:rFonts w:ascii="Arial" w:hAnsi="Arial" w:cs="Arial"/>
+        </w:rPr>
+      </w:pPr>
+      <w:r>
+        <w:rPr>
+          <w:rFonts w:ascii="Arial" w:hAnsi="Arial" w:cs="Arial"/>
+        </w:rPr>
+        <w:t xml:space="preserve"> Subtitle </w:t>
+      </w:r>
+    </w:p>
+    <w:p>
+      <w:pPr>
+        <w:pStyle w:val="Author"/>
+        <w:rPr>
+          <w:rFonts w:cs="Arial"/>
+        </w:rPr>
+      </w:pPr>
+      <w:r>
+        <w:rPr>
+          <w:rFonts w:cs="Arial"/>
+        </w:rPr>
+        <w:t xml:space="preserve"> Author </w:t>
+      </w:r>
+    </w:p>
+    <w:p>
+      <w:pPr>
+        <w:pStyle w:val="Datum"/>
+        <w:rPr>
+          <w:rFonts w:cs="Arial"/>
+        </w:rPr>
+      </w:pPr>
+      <w:r>
+        <w:rPr>
+          <w:rFonts w:cs="Arial"/>
+        </w:rPr>
+        <w:t xml:space="preserve"> Date </w:t>
+      </w:r>
+    </w:p>
+    <w:p>
+      <w:pPr>
+        <w:pStyle w:val="Abstract"/>
+        <w:rPr>
+          <w:rFonts w:ascii="Arial" w:hAnsi="Arial" w:cs="Arial"/>
+        </w:rPr>
+      </w:pPr>
+      <w:r>
+        <w:rPr>
+          <w:rFonts w:ascii="Arial" w:hAnsi="Arial" w:cs="Arial"/>
+        </w:rPr>
+        <w:t xml:space="preserve"> Abstract </w:t>
+      </w:r>
+    </w:p>
+    <w:p>
+      <w:pPr>
+        <w:pStyle w:val="berschrift1"/>
+        <w:rPr>
+          <w:rFonts w:ascii="Arial" w:hAnsi="Arial" w:cs="Arial"/>
+        </w:rPr>
+      </w:pPr>
+      <w:bookmarkStart w:id="0" w:name="heading-1"/>
+      <w:r>
+        <w:rPr>
+          <w:rFonts w:ascii="Arial" w:hAnsi="Arial" w:cs="Arial"/>
+        </w:rPr>
+        <w:t xml:space="preserve"> Heading 1 </w:t>
+      </w:r>
+      <w:bookmarkEnd w:id="0"/>
+    </w:p>
+    <w:p>
+      <w:pPr>
+        <w:pStyle w:val="berschrift2"/>
+        <w:rPr>
+          <w:rFonts w:ascii="Arial" w:hAnsi="Arial" w:cs="Arial"/>
+        </w:rPr>
+      </w:pPr>
+      <w:bookmarkStart w:id="1" w:name="heading-2"/>
+      <w:r>
+        <w:rPr>
+          <w:rFonts w:ascii="Arial" w:hAnsi="Arial" w:cs="Arial"/>
+        </w:rPr>
+        <w:t xml:space="preserve"> Heading 2 </w:t>
+      </w:r>
+      <w:bookmarkEnd w:id="1"/>
+    </w:p>
+    <w:p>
+      <w:pPr>
+        <w:pStyle w:val="berschrift3"/>
+        <w:rPr>
+          <w:rFonts w:ascii="Arial" w:hAnsi="Arial" w:cs="Arial"/>
+        </w:rPr>
+      </w:pPr>
+      <w:bookmarkStart w:id="2" w:name="heading-3"/>
+      <w:r>
+        <w:rPr>
+          <w:rFonts w:ascii="Arial" w:hAnsi="Arial" w:cs="Arial"/>
+        </w:rPr>
+        <w:t xml:space="preserve"> Heading 3 </w:t>
+      </w:r>
+      <w:bookmarkEnd w:id="2"/>
+    </w:p>
+    <w:p>
+      <w:pPr>
+        <w:pStyle w:val="berschrift4"/>
+        <w:rPr>
+          <w:rFonts w:ascii="Arial" w:hAnsi="Arial" w:cs="Arial"/>
+        </w:rPr>
+      </w:pPr>
+      <w:bookmarkStart w:id="3" w:name="heading-4"/>
+      <w:r>
+        <w:rPr>
+          <w:rFonts w:ascii="Arial" w:hAnsi="Arial" w:cs="Arial"/>
+        </w:rPr>
+        <w:t xml:space="preserve"> Heading 4 </w:t>
+      </w:r>
+      <w:bookmarkEnd w:id="3"/>
+    </w:p>
+    <w:p>
+      <w:pPr>
+        <w:pStyle w:val="berschrift5"/>
+        <w:rPr>
+          <w:rFonts w:ascii="Arial" w:hAnsi="Arial" w:cs="Arial"/>
+        </w:rPr>
+      </w:pPr>
+      <w:bookmarkStart w:id="4" w:name="heading-5"/>
+      <w:r>
+        <w:rPr>
+          <w:rFonts w:ascii="Arial" w:hAnsi="Arial" w:cs="Arial"/>
+        </w:rPr>
+        <w:t xml:space="preserve"> Heading 5 </w:t>
+      </w:r>
+      <w:bookmarkEnd w:id="4"/>
+    </w:p>
+    <w:p>
+      <w:pPr>
+        <w:pStyle w:val="berschrift6"/>
+        <w:rPr>
+          <w:rFonts w:ascii="Arial" w:hAnsi="Arial" w:cs="Arial"/>
+        </w:rPr>
+      </w:pPr>
+      <w:bookmarkStart w:id="5" w:name="heading-6"/>
+      <w:r>
+        <w:rPr>
+          <w:rFonts w:ascii="Arial" w:hAnsi="Arial" w:cs="Arial"/>
+        </w:rPr>
+        <w:t xml:space="preserve"> Heading 6 </w:t>
+      </w:r>
+      <w:bookmarkEnd w:id="5"/>
+    </w:p>
+    <w:p>
+      <w:pPr>
+        <w:pStyle w:val="berschrift7"/>
+      </w:pPr>
+      <w:bookmarkStart w:id="6" w:name="heading-7"/>
+      <w:r>
+        <w:t xml:space="preserve"> Heading 7 </w:t>
+      </w:r>
+      <w:bookmarkEnd w:id="6"/>
+    </w:p>
+    <w:p>
+      <w:pPr>
+        <w:pStyle w:val="berschrift8"/>
+        <w:rPr>
+          <w:rFonts w:ascii="Arial" w:hAnsi="Arial" w:cs="Arial"/>
+        </w:rPr>
+      </w:pPr>
+      <w:bookmarkStart w:id="7" w:name="heading-8"/>
+      <w:r>
+        <w:rPr>
+          <w:rFonts w:ascii="Arial" w:hAnsi="Arial" w:cs="Arial"/>
+        </w:rPr>
+        <w:t xml:space="preserve"> Heading 8 </w:t>
+      </w:r>
+      <w:bookmarkEnd w:id="7"/>
+    </w:p>
+    <w:p>
+      <w:pPr>
+        <w:pStyle w:val="berschrift9"/>
+        <w:rPr>
+          <w:rFonts w:ascii="Arial" w:hAnsi="Arial" w:cs="Arial"/>
+        </w:rPr>
+      </w:pPr>
+      <w:bookmarkStart w:id="8" w:name="heading-9"/>
+      <w:r>
+        <w:rPr>
+          <w:rFonts w:ascii="Arial" w:hAnsi="Arial" w:cs="Arial"/>
+        </w:rPr>
+        <w:t xml:space="preserve"> Heading 9 </w:t>
+      </w:r>
+      <w:bookmarkEnd w:id="8"/>
+    </w:p>
+    <w:p>
+      <w:pPr>
+        <w:pStyle w:val="FirstParagraph"/>
+        <w:rPr>
+          <w:rFonts w:ascii="Arial" w:hAnsi="Arial" w:cs="Arial"/>
+        </w:rPr>
+      </w:pPr>
+      <w:r>
+        <w:rPr>
+          <w:rFonts w:ascii="Arial" w:hAnsi="Arial" w:cs="Arial"/>
+        </w:rPr>
+        <w:t xml:space="preserve"> First Paragraph. </w:t>
+      </w:r>
+    </w:p>
+    <w:p>
+      <w:pPr>
+        <w:pStyle w:val="Textkrper"/>
+        <w:rPr>
+          <w:rFonts w:ascii="Arial" w:hAnsi="Arial" w:cs="Arial"/>
+        </w:rPr>
+      </w:pPr>
+      <w:r>
+        <w:rPr>
+          <w:rFonts w:ascii="Arial" w:hAnsi="Arial" w:cs="Arial"/>
+        </w:rPr>
+        <w:t xml:space="preserve"> Body Text. Body Text Char.    </w:t>
+      </w:r>
+      <w:r>
+        <w:rPr>
+          <w:rStyle w:val="VerbatimChar"/>
+          <w:rFonts w:ascii="Arial" w:hAnsi="Arial" w:cs="Arial"/>
+        </w:rPr>
+        <w:t xml:space="preserve"> Verbatim Char </w:t>
+      </w:r>
+      <w:r>
+        <w:rPr>
+          <w:rFonts w:ascii="Arial" w:hAnsi="Arial" w:cs="Arial"/>
+        </w:rPr>
+        <w:t xml:space="preserve"> .    </w:t>
+      </w:r>
+      <w:hyperlink r:id="rId7">
+        <w:r>
+          <w:rPr>
+            <w:rStyle w:val="Hyperlink"/>
+            <w:rFonts w:ascii="Arial" w:hAnsi="Arial" w:cs="Arial"/>
+          </w:rPr>
+          <w:t xml:space="preserve"> Hyperlink </w:t>
+        </w:r>
+      </w:hyperlink>
+      <w:r>
+        <w:rPr>
+          <w:rFonts w:ascii="Arial" w:hAnsi="Arial" w:cs="Arial"/>
+        </w:rPr>
+        <w:t xml:space="preserve"> .     Footnote. </w:t>
+      </w:r>
+      <w:r>
+        <w:rPr>
+          <w:rStyle w:val="Funotenzeichen"/>
+          <w:rFonts w:ascii="Arial" w:hAnsi="Arial" w:cs="Arial"/>
+        </w:rPr>
+        <w:footnoteReference w:id="1"/>
+      </w:r>
+    </w:p>
+    <w:p>
+      <w:pPr>
+        <w:pStyle w:val="Blocktext"/>
+        <w:rPr>
+          <w:rFonts w:ascii="Arial" w:hAnsi="Arial" w:cs="Arial"/>
+        </w:rPr>
+      </w:pPr>
+      <w:r>
+        <w:rPr>
+          <w:rFonts w:ascii="Arial" w:hAnsi="Arial" w:cs="Arial"/>
+        </w:rPr>
+        <w:t xml:space="preserve"> Block Text. </w:t>
+      </w:r>
+    </w:p>
+    <w:p>
+      <w:pPr>
+        <w:pStyle w:val="TableCaption"/>
+        <w:rPr>
+          <w:rFonts w:ascii="Arial" w:hAnsi="Arial" w:cs="Arial"/>
+        </w:rPr>
+      </w:pPr>
+      <w:r>
+        <w:rPr>
+          <w:rFonts w:ascii="Arial" w:hAnsi="Arial" w:cs="Arial"/>
+        </w:rPr>
+        <w:t xml:space="preserve"> Table caption. </w:t>
+      </w:r>
+    </w:p>
+    <w:tbl>
+      <w:tblPr>
+        <w:tblStyle w:val="TableCustom"/>
+        <w:tblW w:w="5000" w:type="pct"/>
+        <w:tblLook w:val="04A0" w:firstRow="1" w:lastRow="0" w:firstColumn="1" w:lastColumn="0" w:noHBand="0" w:noVBand="1"/>
+        <w:tblCaption w:val="Table caption."/>
+      </w:tblPr>
+      <w:tblGrid>
+        <w:gridCol w:w="4693"/>
+        <w:gridCol w:w="4693"/>
+      </w:tblGrid>
+      <w:tr>
+        <w:tc>
+          <w:tcPr>
+            <w:tcW w:w="2500" w:type="pct"/>
+          </w:tcPr>
+          <w:p>
+            <w:pPr>
+              <w:pStyle w:val="Compact"/>
+              <w:rPr>
+                <w:rFonts w:ascii="Arial" w:hAnsi="Arial" w:cs="Arial"/>
+              </w:rPr>
+            </w:pPr>
+            <w:r>
+              <w:rPr>
+                <w:rFonts w:ascii="Arial" w:hAnsi="Arial" w:cs="Arial"/>
+              </w:rPr>
+              <w:t xml:space="preserve"> Table </w:t>
+            </w:r>
+          </w:p>
+        </w:tc>
+        <w:tc>
+          <w:tcPr>
+            <w:tcW w:w="2500" w:type="pct"/>
+          </w:tcPr>
+          <w:p>
+            <w:pPr>
+              <w:pStyle w:val="Compact"/>
+              <w:rPr>
+                <w:rFonts w:ascii="Arial" w:hAnsi="Arial" w:cs="Arial"/>
+              </w:rPr>
+            </w:pPr>
+            <w:r>
+              <w:rPr>
+                <w:rFonts w:ascii="Arial" w:hAnsi="Arial" w:cs="Arial"/>
+              </w:rPr>
+              <w:t xml:space="preserve"> Table </w:t>
+            </w:r>
+          </w:p>
+        </w:tc>
+      </w:tr>
+      <w:tr>
+        <w:tc>
+          <w:tcPr>
+            <w:tcW w:w="2500" w:type="pct"/>
+          </w:tcPr>
+          <w:p>
+            <w:pPr>
+              <w:pStyle w:val="Compact"/>
+              <w:rPr>
+                <w:rFonts w:ascii="Arial" w:hAnsi="Arial" w:cs="Arial"/>
+              </w:rPr>
+            </w:pPr>
+            <w:r>
+              <w:rPr>
+                <w:rFonts w:ascii="Arial" w:hAnsi="Arial" w:cs="Arial"/>
+              </w:rPr>
+              <w:t xml:space="preserve"> 1 </w:t>
+            </w:r>
+          </w:p>
+        </w:tc>
+        <w:tc>
+          <w:tcPr>
+            <w:tcW w:w="2500" w:type="pct"/>
+          </w:tcPr>
+          <w:p>
+            <w:pPr>
+              <w:pStyle w:val="Compact"/>
+              <w:rPr>
+                <w:rFonts w:ascii="Arial" w:hAnsi="Arial" w:cs="Arial"/>
+              </w:rPr>
+            </w:pPr>
+            <w:r>
+              <w:rPr>
+                <w:rFonts w:ascii="Arial" w:hAnsi="Arial" w:cs="Arial"/>
+              </w:rPr>
+              <w:t xml:space="preserve"> 2 </w:t>
+            </w:r>
+          </w:p>
+        </w:tc>
+      </w:tr>
+    </w:tbl>
+    <w:p>
+      <w:pPr>
+        <w:pStyle w:val="ImageCaption"/>
+        <w:rPr>
+          <w:rFonts w:ascii="Arial" w:hAnsi="Arial" w:cs="Arial"/>
+        </w:rPr>
+      </w:pPr>
+      <w:r>
+        <w:rPr>
+          <w:rFonts w:ascii="Arial" w:hAnsi="Arial" w:cs="Arial"/>
+        </w:rPr>
+        <w:t xml:space="preserve"> Image Caption </w:t>
+      </w:r>
+    </w:p>
+    <w:p>
+      <w:pPr>
+        <w:pStyle w:val="DefinitionTerm"/>
+        <w:rPr>
+          <w:rFonts w:ascii="Arial" w:hAnsi="Arial" w:cs="Arial"/>
+        </w:rPr>
+      </w:pPr>
+      <w:r>
+        <w:rPr>
+          <w:rFonts w:ascii="Arial" w:hAnsi="Arial" w:cs="Arial"/>
+        </w:rPr>
+        <w:t xml:space="preserve"> DefinitionTerm </w:t>
+      </w:r>
+    </w:p>
+    <w:p>
+      <w:pPr>
+        <w:pStyle w:val="Definition"/>
+        <w:rPr>
+          <w:rFonts w:ascii="Arial" w:hAnsi="Arial" w:cs="Arial"/>
+        </w:rPr>
+      </w:pPr>
+      <w:r>
+        <w:rPr>
+          <w:rFonts w:ascii="Arial" w:hAnsi="Arial" w:cs="Arial"/>
+        </w:rPr>
+        <w:t xml:space="preserve"> Definition </w:t>
+      </w:r>
+    </w:p>
+    <w:p>
+      <w:pPr>
+        <w:pStyle w:val="highlight"/>
+      </w:pPr>
+      <w:r>
+        <w:rPr>
+          <w:highlight w:val="lightGray"/>
+        </w:rPr>
+        <w:t xml:space="preserve">Fazit: </w:t>
+      </w:r>
+      <w:proofErr w:type="spellStart"/>
+      <w:r>
+        <w:rPr>
+          <w:highlight w:val="lightGray"/>
+        </w:rPr>
+        <w:t>alles</w:t>
+      </w:r>
+      <w:proofErr w:type="spellEnd"/>
+      <w:r>
+        <w:rPr>
+          <w:highlight w:val="lightGray"/>
+        </w:rPr>
+        <w:t xml:space="preserve"> </w:t>
+      </w:r>
+      <w:proofErr w:type="spellStart"/>
+      <w:r>
+        <w:rPr>
+          <w:highlight w:val="lightGray"/>
+        </w:rPr>
+        <w:t>wird</w:t>
+      </w:r>
+      <w:proofErr w:type="spellEnd"/>
+      <w:r>
+        <w:rPr>
+          <w:highlight w:val="lightGray"/>
+        </w:rPr>
+        <w:t xml:space="preserve"> gut</w:t>
+      </w:r>
+    </w:p>
+    <w:sectPr>
+      <w:pgSz w:w="12240" w:h="15840"/>
+      <w:pgMar w:top="1417" w:right="1417" w:bottom="1134" w:left="1417" w:header="720" w:footer="720" w:gutter="0"/>
+      <w:cols w:space="720"/>
+    </w:sectPr>
+  </w:body>
+</w:document>
 </file>
 
 <file path=word/endnotes.xml><?xml version="1.0" encoding="utf-8"?>

--- a/themes/style-reference.docx
+++ b/themes/style-reference.docx
@@ -303,19 +303,25 @@
     </w:p>
     <w:tbl>
       <w:tblPr>
-        <w:tblStyle w:val="TableCustom"/>
+        <w:tblStyle w:val="Table"/>
         <w:tblW w:w="5000" w:type="pct"/>
-        <w:tblLook w:val="04A0" w:firstRow="1" w:lastRow="0" w:firstColumn="1" w:lastColumn="0" w:noHBand="0" w:noVBand="1"/>
+        <w:tblLook w:val="07E0" w:firstRow="1" w:lastRow="1" w:firstColumn="1" w:lastColumn="1" w:noHBand="1" w:noVBand="1"/>
         <w:tblCaption w:val="Table caption."/>
       </w:tblPr>
       <w:tblGrid>
-        <w:gridCol w:w="4693"/>
-        <w:gridCol w:w="4693"/>
+        <w:gridCol w:w="4698"/>
+        <w:gridCol w:w="4698"/>
       </w:tblGrid>
       <w:tr>
+        <w:trPr>
+          <w:cnfStyle w:val="100000000000" w:firstRow="1" w:lastRow="0" w:firstColumn="0" w:lastColumn="0" w:oddVBand="0" w:evenVBand="0" w:oddHBand="0" w:evenHBand="0" w:firstRowFirstColumn="0" w:firstRowLastColumn="0" w:lastRowFirstColumn="0" w:lastRowLastColumn="0"/>
+        </w:trPr>
         <w:tc>
           <w:tcPr>
             <w:tcW w:w="2500" w:type="pct"/>
+            <w:tcBorders>
+              <w:bottom w:val="none" w:sz="0" w:space="0" w:color="auto"/>
+            </w:tcBorders>
           </w:tcPr>
           <w:p>
             <w:pPr>
@@ -335,6 +341,9 @@
         <w:tc>
           <w:tcPr>
             <w:tcW w:w="2500" w:type="pct"/>
+            <w:tcBorders>
+              <w:bottom w:val="none" w:sz="0" w:space="0" w:color="auto"/>
+            </w:tcBorders>
           </w:tcPr>
           <w:p>
             <w:pPr>
@@ -926,7 +935,6 @@
   <w:style w:type="paragraph" w:default="1" w:styleId="Standard">
     <w:name w:val="Normal"/>
     <w:qFormat/>
-    <w:rsid w:val="00EE4257"/>
   </w:style>
   <w:style w:type="paragraph" w:styleId="berschrift1">
     <w:name w:val="heading 1"/>
@@ -1287,17 +1295,20 @@
   </w:style>
   <w:style w:type="table" w:customStyle="1" w:styleId="Table">
     <w:name w:val="Table"/>
+    <w:basedOn w:val="NormaleTabelle"/>
     <w:semiHidden/>
     <w:unhideWhenUsed/>
     <w:qFormat/>
+    <w:rsid w:val="00062800"/>
     <w:tblPr>
-      <w:tblInd w:w="0" w:type="dxa"/>
-      <w:tblCellMar>
-        <w:top w:w="0" w:type="dxa"/>
-        <w:left w:w="108" w:type="dxa"/>
-        <w:bottom w:w="0" w:type="dxa"/>
-        <w:right w:w="108" w:type="dxa"/>
-      </w:tblCellMar>
+      <w:tblBorders>
+        <w:top w:val="single" w:sz="4" w:space="0" w:color="auto"/>
+        <w:left w:val="single" w:sz="4" w:space="0" w:color="auto"/>
+        <w:bottom w:val="single" w:sz="4" w:space="0" w:color="auto"/>
+        <w:right w:val="single" w:sz="4" w:space="0" w:color="auto"/>
+        <w:insideH w:val="single" w:sz="4" w:space="0" w:color="auto"/>
+        <w:insideV w:val="single" w:sz="4" w:space="0" w:color="auto"/>
+      </w:tblBorders>
     </w:tblPr>
     <w:tblStylePr w:type="firstRow">
       <w:tblPr>
@@ -1499,190 +1510,6 @@
       <w:i/>
       <w:iCs/>
     </w:rPr>
-  </w:style>
-  <w:style w:type="table" w:customStyle="1" w:styleId="Tabelle">
-    <w:name w:val="Tabelle"/>
-    <w:basedOn w:val="NormaleTabelle"/>
-    <w:uiPriority w:val="99"/>
-    <w:rsid w:val="00EE4257"/>
-    <w:tblPr>
-      <w:tblBorders>
-        <w:top w:val="single" w:sz="4" w:space="0" w:color="auto"/>
-        <w:left w:val="single" w:sz="4" w:space="0" w:color="auto"/>
-        <w:bottom w:val="single" w:sz="4" w:space="0" w:color="auto"/>
-        <w:right w:val="single" w:sz="4" w:space="0" w:color="auto"/>
-        <w:insideH w:val="single" w:sz="4" w:space="0" w:color="auto"/>
-        <w:insideV w:val="single" w:sz="4" w:space="0" w:color="auto"/>
-      </w:tblBorders>
-    </w:tblPr>
-    <w:tblStylePr w:type="firstRow">
-      <w:rPr>
-        <w:b/>
-        <w:bCs/>
-      </w:rPr>
-      <w:tblPr/>
-      <w:tcPr>
-        <w:tcBorders>
-          <w:bottom w:val="single" w:sz="12" w:space="0" w:color="95B3D7" w:themeColor="accent1" w:themeTint="99"/>
-        </w:tcBorders>
-      </w:tcPr>
-    </w:tblStylePr>
-    <w:tblStylePr w:type="lastRow">
-      <w:rPr>
-        <w:b/>
-        <w:bCs/>
-      </w:rPr>
-      <w:tblPr/>
-      <w:tcPr>
-        <w:tcBorders>
-          <w:top w:val="double" w:sz="2" w:space="0" w:color="95B3D7" w:themeColor="accent1" w:themeTint="99"/>
-        </w:tcBorders>
-      </w:tcPr>
-    </w:tblStylePr>
-    <w:tblStylePr w:type="firstCol">
-      <w:rPr>
-        <w:b/>
-        <w:bCs/>
-      </w:rPr>
-    </w:tblStylePr>
-    <w:tblStylePr w:type="lastCol">
-      <w:rPr>
-        <w:b/>
-        <w:bCs/>
-      </w:rPr>
-    </w:tblStylePr>
-  </w:style>
-  <w:style w:type="table" w:styleId="Gitternetztabelle1hellAkzent1">
-    <w:name w:val="Grid Table 1 Light Accent 1"/>
-    <w:basedOn w:val="NormaleTabelle"/>
-    <w:uiPriority w:val="46"/>
-    <w:rsid w:val="004C763A"/>
-    <w:pPr>
-      <w:spacing w:after="0"/>
-    </w:pPr>
-    <w:tblPr>
-      <w:tblStyleRowBandSize w:val="1"/>
-      <w:tblStyleColBandSize w:val="1"/>
-      <w:tblBorders>
-        <w:top w:val="single" w:sz="4" w:space="0" w:color="B8CCE4" w:themeColor="accent1" w:themeTint="66"/>
-        <w:left w:val="single" w:sz="4" w:space="0" w:color="B8CCE4" w:themeColor="accent1" w:themeTint="66"/>
-        <w:bottom w:val="single" w:sz="4" w:space="0" w:color="B8CCE4" w:themeColor="accent1" w:themeTint="66"/>
-        <w:right w:val="single" w:sz="4" w:space="0" w:color="B8CCE4" w:themeColor="accent1" w:themeTint="66"/>
-        <w:insideH w:val="single" w:sz="4" w:space="0" w:color="B8CCE4" w:themeColor="accent1" w:themeTint="66"/>
-        <w:insideV w:val="single" w:sz="4" w:space="0" w:color="B8CCE4" w:themeColor="accent1" w:themeTint="66"/>
-      </w:tblBorders>
-    </w:tblPr>
-    <w:tblStylePr w:type="firstRow">
-      <w:rPr>
-        <w:b/>
-        <w:bCs/>
-      </w:rPr>
-      <w:tblPr/>
-      <w:tcPr>
-        <w:tcBorders>
-          <w:bottom w:val="single" w:sz="12" w:space="0" w:color="95B3D7" w:themeColor="accent1" w:themeTint="99"/>
-        </w:tcBorders>
-      </w:tcPr>
-    </w:tblStylePr>
-    <w:tblStylePr w:type="lastRow">
-      <w:rPr>
-        <w:b/>
-        <w:bCs/>
-      </w:rPr>
-      <w:tblPr/>
-      <w:tcPr>
-        <w:tcBorders>
-          <w:top w:val="double" w:sz="2" w:space="0" w:color="95B3D7" w:themeColor="accent1" w:themeTint="99"/>
-        </w:tcBorders>
-      </w:tcPr>
-    </w:tblStylePr>
-    <w:tblStylePr w:type="firstCol">
-      <w:rPr>
-        <w:b/>
-        <w:bCs/>
-      </w:rPr>
-    </w:tblStylePr>
-    <w:tblStylePr w:type="lastCol">
-      <w:rPr>
-        <w:b/>
-        <w:bCs/>
-      </w:rPr>
-    </w:tblStylePr>
-  </w:style>
-  <w:style w:type="table" w:customStyle="1" w:styleId="Formatvorlage2">
-    <w:name w:val="Formatvorlage2"/>
-    <w:basedOn w:val="NormaleTabelle"/>
-    <w:uiPriority w:val="99"/>
-    <w:rsid w:val="00EE4257"/>
-    <w:pPr>
-      <w:spacing w:after="0"/>
-    </w:pPr>
-    <w:tblPr>
-      <w:tblBorders>
-        <w:top w:val="single" w:sz="4" w:space="0" w:color="auto"/>
-        <w:left w:val="single" w:sz="4" w:space="0" w:color="auto"/>
-        <w:bottom w:val="single" w:sz="4" w:space="0" w:color="auto"/>
-        <w:right w:val="single" w:sz="4" w:space="0" w:color="auto"/>
-        <w:insideH w:val="single" w:sz="4" w:space="0" w:color="auto"/>
-        <w:insideV w:val="single" w:sz="4" w:space="0" w:color="auto"/>
-      </w:tblBorders>
-    </w:tblPr>
-  </w:style>
-  <w:style w:type="table" w:styleId="Tabellenraster">
-    <w:name w:val="Table Grid"/>
-    <w:basedOn w:val="NormaleTabelle"/>
-    <w:rsid w:val="00BB257F"/>
-    <w:pPr>
-      <w:spacing w:after="0"/>
-    </w:pPr>
-    <w:tblPr>
-      <w:tblBorders>
-        <w:top w:val="single" w:sz="6" w:space="0" w:color="EEEEEE"/>
-        <w:left w:val="single" w:sz="6" w:space="0" w:color="EEEEEE"/>
-        <w:bottom w:val="single" w:sz="6" w:space="0" w:color="EEEEEE"/>
-        <w:right w:val="single" w:sz="6" w:space="0" w:color="EEEEEE"/>
-        <w:insideH w:val="single" w:sz="6" w:space="0" w:color="EEEEEE"/>
-        <w:insideV w:val="single" w:sz="6" w:space="0" w:color="EEEEEE"/>
-      </w:tblBorders>
-    </w:tblPr>
-  </w:style>
-  <w:style w:type="table" w:customStyle="1" w:styleId="TableWithBorders">
-    <w:name w:val="TableWithBorders"/>
-    <w:basedOn w:val="NormaleTabelle"/>
-    <w:uiPriority w:val="99"/>
-    <w:rsid w:val="00A8683E"/>
-    <w:pPr>
-      <w:spacing w:after="0"/>
-    </w:pPr>
-    <w:tblPr>
-      <w:tblBorders>
-        <w:top w:val="single" w:sz="4" w:space="0" w:color="auto"/>
-        <w:left w:val="single" w:sz="4" w:space="0" w:color="auto"/>
-        <w:bottom w:val="single" w:sz="4" w:space="0" w:color="auto"/>
-        <w:right w:val="single" w:sz="4" w:space="0" w:color="auto"/>
-        <w:insideH w:val="single" w:sz="4" w:space="0" w:color="auto"/>
-        <w:insideV w:val="single" w:sz="4" w:space="0" w:color="auto"/>
-      </w:tblBorders>
-    </w:tblPr>
-  </w:style>
-  <w:style w:type="table" w:customStyle="1" w:styleId="TableCustom">
-    <w:name w:val="TableCustom"/>
-    <w:basedOn w:val="NormaleTabelle"/>
-    <w:uiPriority w:val="99"/>
-    <w:rsid w:val="00373BC0"/>
-    <w:pPr>
-      <w:spacing w:after="0"/>
-    </w:pPr>
-    <w:tblPr>
-      <w:tblBorders>
-        <w:top w:val="single" w:sz="8" w:space="0" w:color="auto"/>
-        <w:left w:val="single" w:sz="8" w:space="0" w:color="auto"/>
-        <w:bottom w:val="single" w:sz="8" w:space="0" w:color="auto"/>
-        <w:right w:val="single" w:sz="8" w:space="0" w:color="auto"/>
-        <w:insideH w:val="single" w:sz="8" w:space="0" w:color="auto"/>
-        <w:insideV w:val="single" w:sz="8" w:space="0" w:color="auto"/>
-      </w:tblBorders>
-    </w:tblPr>
   </w:style>
 </w:styles>
 </file>
